--- a/report_2.docx
+++ b/report_2.docx
@@ -625,14 +625,25 @@
           <w:lang w:val="en-US"/>
         </w:rPr>
       </w:pPr>
-      <w:r>
-        <w:rPr>
-          <w:rFonts w:ascii="Times New Roman" w:hAnsi="Times New Roman" w:cs="Times New Roman"/>
-          <w:sz w:val="28"/>
-          <w:szCs w:val="28"/>
-          <w:lang w:val="en-US"/>
-        </w:rPr>
-        <w:t>StudentID: INTEGER, PK, NOT NULL</w:t>
+      <w:proofErr w:type="spellStart"/>
+      <w:r>
+        <w:rPr>
+          <w:rFonts w:ascii="Times New Roman" w:hAnsi="Times New Roman" w:cs="Times New Roman"/>
+          <w:sz w:val="28"/>
+          <w:szCs w:val="28"/>
+          <w:lang w:val="en-US"/>
+        </w:rPr>
+        <w:t>StudentID</w:t>
+      </w:r>
+      <w:proofErr w:type="spellEnd"/>
+      <w:r>
+        <w:rPr>
+          <w:rFonts w:ascii="Times New Roman" w:hAnsi="Times New Roman" w:cs="Times New Roman"/>
+          <w:sz w:val="28"/>
+          <w:szCs w:val="28"/>
+          <w:lang w:val="en-US"/>
+        </w:rPr>
+        <w:t>: INTEGER, PK, NOT NULL</w:t>
       </w:r>
     </w:p>
     <w:p>
@@ -659,7 +670,27 @@
           <w:szCs w:val="28"/>
           <w:lang w:val="en-US"/>
         </w:rPr>
-        <w:t>FirstName: VARCHAR(100), NOT NULL</w:t>
+        <w:t xml:space="preserve">FirstName: </w:t>
+      </w:r>
+      <w:proofErr w:type="gramStart"/>
+      <w:r>
+        <w:rPr>
+          <w:rFonts w:ascii="Times New Roman" w:hAnsi="Times New Roman" w:cs="Times New Roman"/>
+          <w:sz w:val="28"/>
+          <w:szCs w:val="28"/>
+          <w:lang w:val="en-US"/>
+        </w:rPr>
+        <w:t>VARCHAR(</w:t>
+      </w:r>
+      <w:proofErr w:type="gramEnd"/>
+      <w:r>
+        <w:rPr>
+          <w:rFonts w:ascii="Times New Roman" w:hAnsi="Times New Roman" w:cs="Times New Roman"/>
+          <w:sz w:val="28"/>
+          <w:szCs w:val="28"/>
+          <w:lang w:val="en-US"/>
+        </w:rPr>
+        <w:t>100), NOT NULL</w:t>
       </w:r>
     </w:p>
     <w:p>
@@ -679,14 +710,45 @@
           <w:lang w:val="en-US"/>
         </w:rPr>
       </w:pPr>
-      <w:r>
-        <w:rPr>
-          <w:rFonts w:ascii="Times New Roman" w:hAnsi="Times New Roman" w:cs="Times New Roman"/>
-          <w:sz w:val="28"/>
-          <w:szCs w:val="28"/>
-          <w:lang w:val="en-US"/>
-        </w:rPr>
-        <w:t>LastName: VARCHAR(100), NOT NULL</w:t>
+      <w:proofErr w:type="spellStart"/>
+      <w:r>
+        <w:rPr>
+          <w:rFonts w:ascii="Times New Roman" w:hAnsi="Times New Roman" w:cs="Times New Roman"/>
+          <w:sz w:val="28"/>
+          <w:szCs w:val="28"/>
+          <w:lang w:val="en-US"/>
+        </w:rPr>
+        <w:t>LastName</w:t>
+      </w:r>
+      <w:proofErr w:type="spellEnd"/>
+      <w:r>
+        <w:rPr>
+          <w:rFonts w:ascii="Times New Roman" w:hAnsi="Times New Roman" w:cs="Times New Roman"/>
+          <w:sz w:val="28"/>
+          <w:szCs w:val="28"/>
+          <w:lang w:val="en-US"/>
+        </w:rPr>
+        <w:t xml:space="preserve">: </w:t>
+      </w:r>
+      <w:proofErr w:type="gramStart"/>
+      <w:r>
+        <w:rPr>
+          <w:rFonts w:ascii="Times New Roman" w:hAnsi="Times New Roman" w:cs="Times New Roman"/>
+          <w:sz w:val="28"/>
+          <w:szCs w:val="28"/>
+          <w:lang w:val="en-US"/>
+        </w:rPr>
+        <w:t>VARCHAR(</w:t>
+      </w:r>
+      <w:proofErr w:type="gramEnd"/>
+      <w:r>
+        <w:rPr>
+          <w:rFonts w:ascii="Times New Roman" w:hAnsi="Times New Roman" w:cs="Times New Roman"/>
+          <w:sz w:val="28"/>
+          <w:szCs w:val="28"/>
+          <w:lang w:val="en-US"/>
+        </w:rPr>
+        <w:t>100), NOT NULL</w:t>
       </w:r>
     </w:p>
     <w:p>
@@ -706,14 +768,25 @@
           <w:lang w:val="en-US"/>
         </w:rPr>
       </w:pPr>
-      <w:r>
-        <w:rPr>
-          <w:rFonts w:ascii="Times New Roman" w:hAnsi="Times New Roman" w:cs="Times New Roman"/>
-          <w:sz w:val="28"/>
-          <w:szCs w:val="28"/>
-          <w:lang w:val="en-US"/>
-        </w:rPr>
-        <w:t>DateOfBirth: DATE</w:t>
+      <w:proofErr w:type="spellStart"/>
+      <w:r>
+        <w:rPr>
+          <w:rFonts w:ascii="Times New Roman" w:hAnsi="Times New Roman" w:cs="Times New Roman"/>
+          <w:sz w:val="28"/>
+          <w:szCs w:val="28"/>
+          <w:lang w:val="en-US"/>
+        </w:rPr>
+        <w:t>DateOfBirth</w:t>
+      </w:r>
+      <w:proofErr w:type="spellEnd"/>
+      <w:r>
+        <w:rPr>
+          <w:rFonts w:ascii="Times New Roman" w:hAnsi="Times New Roman" w:cs="Times New Roman"/>
+          <w:sz w:val="28"/>
+          <w:szCs w:val="28"/>
+          <w:lang w:val="en-US"/>
+        </w:rPr>
+        <w:t>: DATE</w:t>
       </w:r>
       <w:r>
         <w:rPr>
@@ -749,7 +822,27 @@
           <w:szCs w:val="28"/>
           <w:lang w:val="en-US"/>
         </w:rPr>
-        <w:t>Email: VARCHAR(100), UNIQUE, NOT NULL</w:t>
+        <w:t xml:space="preserve">Email: </w:t>
+      </w:r>
+      <w:proofErr w:type="gramStart"/>
+      <w:r>
+        <w:rPr>
+          <w:rFonts w:ascii="Times New Roman" w:hAnsi="Times New Roman" w:cs="Times New Roman"/>
+          <w:sz w:val="28"/>
+          <w:szCs w:val="28"/>
+          <w:lang w:val="en-US"/>
+        </w:rPr>
+        <w:t>VARCHAR(</w:t>
+      </w:r>
+      <w:proofErr w:type="gramEnd"/>
+      <w:r>
+        <w:rPr>
+          <w:rFonts w:ascii="Times New Roman" w:hAnsi="Times New Roman" w:cs="Times New Roman"/>
+          <w:sz w:val="28"/>
+          <w:szCs w:val="28"/>
+          <w:lang w:val="en-US"/>
+        </w:rPr>
+        <w:t>100), UNIQUE, NOT NULL</w:t>
       </w:r>
     </w:p>
     <w:p>
@@ -776,7 +869,27 @@
           <w:szCs w:val="28"/>
           <w:lang w:val="en-US"/>
         </w:rPr>
-        <w:t>Phone: VARCHAR(20)</w:t>
+        <w:t xml:space="preserve">Phone: </w:t>
+      </w:r>
+      <w:proofErr w:type="gramStart"/>
+      <w:r>
+        <w:rPr>
+          <w:rFonts w:ascii="Times New Roman" w:hAnsi="Times New Roman" w:cs="Times New Roman"/>
+          <w:sz w:val="28"/>
+          <w:szCs w:val="28"/>
+          <w:lang w:val="en-US"/>
+        </w:rPr>
+        <w:t>VARCHAR(</w:t>
+      </w:r>
+      <w:proofErr w:type="gramEnd"/>
+      <w:r>
+        <w:rPr>
+          <w:rFonts w:ascii="Times New Roman" w:hAnsi="Times New Roman" w:cs="Times New Roman"/>
+          <w:sz w:val="28"/>
+          <w:szCs w:val="28"/>
+          <w:lang w:val="en-US"/>
+        </w:rPr>
+        <w:t>20)</w:t>
       </w:r>
     </w:p>
     <w:p>
@@ -796,14 +909,25 @@
           <w:lang w:val="en-US"/>
         </w:rPr>
       </w:pPr>
-      <w:r>
-        <w:rPr>
-          <w:rFonts w:ascii="Times New Roman" w:hAnsi="Times New Roman" w:cs="Times New Roman"/>
-          <w:sz w:val="28"/>
-          <w:szCs w:val="28"/>
-          <w:lang w:val="en-US"/>
-        </w:rPr>
-        <w:t>EnrollmentDate: DATE, NOT NULL, DEFAULT CURRENT_DATE</w:t>
+      <w:proofErr w:type="spellStart"/>
+      <w:r>
+        <w:rPr>
+          <w:rFonts w:ascii="Times New Roman" w:hAnsi="Times New Roman" w:cs="Times New Roman"/>
+          <w:sz w:val="28"/>
+          <w:szCs w:val="28"/>
+          <w:lang w:val="en-US"/>
+        </w:rPr>
+        <w:t>EnrollmentDate</w:t>
+      </w:r>
+      <w:proofErr w:type="spellEnd"/>
+      <w:r>
+        <w:rPr>
+          <w:rFonts w:ascii="Times New Roman" w:hAnsi="Times New Roman" w:cs="Times New Roman"/>
+          <w:sz w:val="28"/>
+          <w:szCs w:val="28"/>
+          <w:lang w:val="en-US"/>
+        </w:rPr>
+        <w:t>: DATE, NOT NULL, DEFAULT CURRENT_DATE</w:t>
       </w:r>
     </w:p>
     <w:p>
@@ -823,6 +947,7 @@
           <w:lang w:val="en-US"/>
         </w:rPr>
       </w:pPr>
+      <w:proofErr w:type="spellStart"/>
       <w:r>
         <w:rPr>
           <w:rFonts w:ascii="Times New Roman" w:hAnsi="Times New Roman" w:cs="Times New Roman"/>
@@ -841,6 +966,7 @@
         </w:rPr>
         <w:t>ID</w:t>
       </w:r>
+      <w:proofErr w:type="spellEnd"/>
       <w:r>
         <w:rPr>
           <w:rFonts w:ascii="Times New Roman" w:hAnsi="Times New Roman" w:cs="Times New Roman"/>
@@ -946,14 +1072,45 @@
           <w:lang w:val="en-US"/>
         </w:rPr>
       </w:pPr>
-      <w:r>
-        <w:rPr>
-          <w:rFonts w:ascii="Times New Roman" w:hAnsi="Times New Roman" w:cs="Times New Roman"/>
-          <w:sz w:val="28"/>
-          <w:szCs w:val="28"/>
-          <w:lang w:val="en-US"/>
-        </w:rPr>
-        <w:t>PK_Students: PRIMARY KEY (StudentID)</w:t>
+      <w:proofErr w:type="spellStart"/>
+      <w:r>
+        <w:rPr>
+          <w:rFonts w:ascii="Times New Roman" w:hAnsi="Times New Roman" w:cs="Times New Roman"/>
+          <w:sz w:val="28"/>
+          <w:szCs w:val="28"/>
+          <w:lang w:val="en-US"/>
+        </w:rPr>
+        <w:t>PK_Students</w:t>
+      </w:r>
+      <w:proofErr w:type="spellEnd"/>
+      <w:r>
+        <w:rPr>
+          <w:rFonts w:ascii="Times New Roman" w:hAnsi="Times New Roman" w:cs="Times New Roman"/>
+          <w:sz w:val="28"/>
+          <w:szCs w:val="28"/>
+          <w:lang w:val="en-US"/>
+        </w:rPr>
+        <w:t>: PRIMARY KEY (</w:t>
+      </w:r>
+      <w:proofErr w:type="spellStart"/>
+      <w:r>
+        <w:rPr>
+          <w:rFonts w:ascii="Times New Roman" w:hAnsi="Times New Roman" w:cs="Times New Roman"/>
+          <w:sz w:val="28"/>
+          <w:szCs w:val="28"/>
+          <w:lang w:val="en-US"/>
+        </w:rPr>
+        <w:t>StudentID</w:t>
+      </w:r>
+      <w:proofErr w:type="spellEnd"/>
+      <w:r>
+        <w:rPr>
+          <w:rFonts w:ascii="Times New Roman" w:hAnsi="Times New Roman" w:cs="Times New Roman"/>
+          <w:sz w:val="28"/>
+          <w:szCs w:val="28"/>
+          <w:lang w:val="en-US"/>
+        </w:rPr>
+        <w:t>)</w:t>
       </w:r>
     </w:p>
     <w:p>
@@ -976,14 +1133,25 @@
           <w:lang w:val="en-US"/>
         </w:rPr>
       </w:pPr>
-      <w:r>
-        <w:rPr>
-          <w:rFonts w:ascii="Times New Roman" w:hAnsi="Times New Roman" w:cs="Times New Roman"/>
-          <w:sz w:val="28"/>
-          <w:szCs w:val="28"/>
-          <w:lang w:val="en-US"/>
-        </w:rPr>
-        <w:t>UQ_StudentEmail: UNIQUE (Email)</w:t>
+      <w:proofErr w:type="spellStart"/>
+      <w:r>
+        <w:rPr>
+          <w:rFonts w:ascii="Times New Roman" w:hAnsi="Times New Roman" w:cs="Times New Roman"/>
+          <w:sz w:val="28"/>
+          <w:szCs w:val="28"/>
+          <w:lang w:val="en-US"/>
+        </w:rPr>
+        <w:t>UQ_StudentEmail</w:t>
+      </w:r>
+      <w:proofErr w:type="spellEnd"/>
+      <w:r>
+        <w:rPr>
+          <w:rFonts w:ascii="Times New Roman" w:hAnsi="Times New Roman" w:cs="Times New Roman"/>
+          <w:sz w:val="28"/>
+          <w:szCs w:val="28"/>
+          <w:lang w:val="en-US"/>
+        </w:rPr>
+        <w:t>: UNIQUE (Email)</w:t>
       </w:r>
     </w:p>
     <w:p>
@@ -1006,14 +1174,45 @@
           <w:lang w:val="en-US"/>
         </w:rPr>
       </w:pPr>
-      <w:r>
-        <w:rPr>
-          <w:rFonts w:ascii="Times New Roman" w:hAnsi="Times New Roman" w:cs="Times New Roman"/>
-          <w:sz w:val="28"/>
-          <w:szCs w:val="28"/>
-          <w:lang w:val="en-US"/>
-        </w:rPr>
-        <w:t>CHK_EnrollmentDate: CHECK (EnrollmentDate &lt;= CURRENT_DATE)</w:t>
+      <w:proofErr w:type="spellStart"/>
+      <w:r>
+        <w:rPr>
+          <w:rFonts w:ascii="Times New Roman" w:hAnsi="Times New Roman" w:cs="Times New Roman"/>
+          <w:sz w:val="28"/>
+          <w:szCs w:val="28"/>
+          <w:lang w:val="en-US"/>
+        </w:rPr>
+        <w:t>CHK_EnrollmentDate</w:t>
+      </w:r>
+      <w:proofErr w:type="spellEnd"/>
+      <w:r>
+        <w:rPr>
+          <w:rFonts w:ascii="Times New Roman" w:hAnsi="Times New Roman" w:cs="Times New Roman"/>
+          <w:sz w:val="28"/>
+          <w:szCs w:val="28"/>
+          <w:lang w:val="en-US"/>
+        </w:rPr>
+        <w:t>: CHECK (</w:t>
+      </w:r>
+      <w:proofErr w:type="spellStart"/>
+      <w:r>
+        <w:rPr>
+          <w:rFonts w:ascii="Times New Roman" w:hAnsi="Times New Roman" w:cs="Times New Roman"/>
+          <w:sz w:val="28"/>
+          <w:szCs w:val="28"/>
+          <w:lang w:val="en-US"/>
+        </w:rPr>
+        <w:t>EnrollmentDate</w:t>
+      </w:r>
+      <w:proofErr w:type="spellEnd"/>
+      <w:r>
+        <w:rPr>
+          <w:rFonts w:ascii="Times New Roman" w:hAnsi="Times New Roman" w:cs="Times New Roman"/>
+          <w:sz w:val="28"/>
+          <w:szCs w:val="28"/>
+          <w:lang w:val="en-US"/>
+        </w:rPr>
+        <w:t xml:space="preserve"> &lt;= CURRENT_DATE)</w:t>
       </w:r>
     </w:p>
     <w:p>
@@ -1036,14 +1235,65 @@
           <w:lang w:val="en-US"/>
         </w:rPr>
       </w:pPr>
-      <w:r>
-        <w:rPr>
-          <w:rFonts w:ascii="Times New Roman" w:hAnsi="Times New Roman" w:cs="Times New Roman"/>
-          <w:sz w:val="28"/>
-          <w:szCs w:val="28"/>
-          <w:lang w:val="en-US"/>
-        </w:rPr>
-        <w:t>FK_Students_Groups: FOREIGN KEY (GroupID) REFERENCES Groups (GroupID)</w:t>
+      <w:proofErr w:type="spellStart"/>
+      <w:r>
+        <w:rPr>
+          <w:rFonts w:ascii="Times New Roman" w:hAnsi="Times New Roman" w:cs="Times New Roman"/>
+          <w:sz w:val="28"/>
+          <w:szCs w:val="28"/>
+          <w:lang w:val="en-US"/>
+        </w:rPr>
+        <w:t>FK_Students_Groups</w:t>
+      </w:r>
+      <w:proofErr w:type="spellEnd"/>
+      <w:r>
+        <w:rPr>
+          <w:rFonts w:ascii="Times New Roman" w:hAnsi="Times New Roman" w:cs="Times New Roman"/>
+          <w:sz w:val="28"/>
+          <w:szCs w:val="28"/>
+          <w:lang w:val="en-US"/>
+        </w:rPr>
+        <w:t>: FOREIGN KEY (</w:t>
+      </w:r>
+      <w:proofErr w:type="spellStart"/>
+      <w:r>
+        <w:rPr>
+          <w:rFonts w:ascii="Times New Roman" w:hAnsi="Times New Roman" w:cs="Times New Roman"/>
+          <w:sz w:val="28"/>
+          <w:szCs w:val="28"/>
+          <w:lang w:val="en-US"/>
+        </w:rPr>
+        <w:t>GroupID</w:t>
+      </w:r>
+      <w:proofErr w:type="spellEnd"/>
+      <w:r>
+        <w:rPr>
+          <w:rFonts w:ascii="Times New Roman" w:hAnsi="Times New Roman" w:cs="Times New Roman"/>
+          <w:sz w:val="28"/>
+          <w:szCs w:val="28"/>
+          <w:lang w:val="en-US"/>
+        </w:rPr>
+        <w:t>) REFERENCES Groups (</w:t>
+      </w:r>
+      <w:proofErr w:type="spellStart"/>
+      <w:r>
+        <w:rPr>
+          <w:rFonts w:ascii="Times New Roman" w:hAnsi="Times New Roman" w:cs="Times New Roman"/>
+          <w:sz w:val="28"/>
+          <w:szCs w:val="28"/>
+          <w:lang w:val="en-US"/>
+        </w:rPr>
+        <w:t>GroupID</w:t>
+      </w:r>
+      <w:proofErr w:type="spellEnd"/>
+      <w:r>
+        <w:rPr>
+          <w:rFonts w:ascii="Times New Roman" w:hAnsi="Times New Roman" w:cs="Times New Roman"/>
+          <w:sz w:val="28"/>
+          <w:szCs w:val="28"/>
+          <w:lang w:val="en-US"/>
+        </w:rPr>
+        <w:t>)</w:t>
       </w:r>
     </w:p>
     <w:p>
@@ -1182,14 +1432,25 @@
           <w:lang w:val="en-US"/>
         </w:rPr>
       </w:pPr>
-      <w:r>
-        <w:rPr>
-          <w:rFonts w:ascii="Times New Roman" w:hAnsi="Times New Roman" w:cs="Times New Roman"/>
-          <w:sz w:val="28"/>
-          <w:szCs w:val="28"/>
-          <w:lang w:val="en-US"/>
-        </w:rPr>
-        <w:t>ProfessorID: INTEGER, PK, NOT NULL</w:t>
+      <w:proofErr w:type="spellStart"/>
+      <w:r>
+        <w:rPr>
+          <w:rFonts w:ascii="Times New Roman" w:hAnsi="Times New Roman" w:cs="Times New Roman"/>
+          <w:sz w:val="28"/>
+          <w:szCs w:val="28"/>
+          <w:lang w:val="en-US"/>
+        </w:rPr>
+        <w:t>ProfessorID</w:t>
+      </w:r>
+      <w:proofErr w:type="spellEnd"/>
+      <w:r>
+        <w:rPr>
+          <w:rFonts w:ascii="Times New Roman" w:hAnsi="Times New Roman" w:cs="Times New Roman"/>
+          <w:sz w:val="28"/>
+          <w:szCs w:val="28"/>
+          <w:lang w:val="en-US"/>
+        </w:rPr>
+        <w:t>: INTEGER, PK, NOT NULL</w:t>
       </w:r>
     </w:p>
     <w:p>
@@ -1216,7 +1477,27 @@
           <w:szCs w:val="28"/>
           <w:lang w:val="en-US"/>
         </w:rPr>
-        <w:t>FirstName: VARCHAR(100), NOT NULL</w:t>
+        <w:t xml:space="preserve">FirstName: </w:t>
+      </w:r>
+      <w:proofErr w:type="gramStart"/>
+      <w:r>
+        <w:rPr>
+          <w:rFonts w:ascii="Times New Roman" w:hAnsi="Times New Roman" w:cs="Times New Roman"/>
+          <w:sz w:val="28"/>
+          <w:szCs w:val="28"/>
+          <w:lang w:val="en-US"/>
+        </w:rPr>
+        <w:t>VARCHAR(</w:t>
+      </w:r>
+      <w:proofErr w:type="gramEnd"/>
+      <w:r>
+        <w:rPr>
+          <w:rFonts w:ascii="Times New Roman" w:hAnsi="Times New Roman" w:cs="Times New Roman"/>
+          <w:sz w:val="28"/>
+          <w:szCs w:val="28"/>
+          <w:lang w:val="en-US"/>
+        </w:rPr>
+        <w:t>100), NOT NULL</w:t>
       </w:r>
     </w:p>
     <w:p>
@@ -1236,14 +1517,45 @@
           <w:lang w:val="en-US"/>
         </w:rPr>
       </w:pPr>
-      <w:r>
-        <w:rPr>
-          <w:rFonts w:ascii="Times New Roman" w:hAnsi="Times New Roman" w:cs="Times New Roman"/>
-          <w:sz w:val="28"/>
-          <w:szCs w:val="28"/>
-          <w:lang w:val="en-US"/>
-        </w:rPr>
-        <w:t>LastName: VARCHAR(100), NOT NULL</w:t>
+      <w:proofErr w:type="spellStart"/>
+      <w:r>
+        <w:rPr>
+          <w:rFonts w:ascii="Times New Roman" w:hAnsi="Times New Roman" w:cs="Times New Roman"/>
+          <w:sz w:val="28"/>
+          <w:szCs w:val="28"/>
+          <w:lang w:val="en-US"/>
+        </w:rPr>
+        <w:t>LastName</w:t>
+      </w:r>
+      <w:proofErr w:type="spellEnd"/>
+      <w:r>
+        <w:rPr>
+          <w:rFonts w:ascii="Times New Roman" w:hAnsi="Times New Roman" w:cs="Times New Roman"/>
+          <w:sz w:val="28"/>
+          <w:szCs w:val="28"/>
+          <w:lang w:val="en-US"/>
+        </w:rPr>
+        <w:t xml:space="preserve">: </w:t>
+      </w:r>
+      <w:proofErr w:type="gramStart"/>
+      <w:r>
+        <w:rPr>
+          <w:rFonts w:ascii="Times New Roman" w:hAnsi="Times New Roman" w:cs="Times New Roman"/>
+          <w:sz w:val="28"/>
+          <w:szCs w:val="28"/>
+          <w:lang w:val="en-US"/>
+        </w:rPr>
+        <w:t>VARCHAR(</w:t>
+      </w:r>
+      <w:proofErr w:type="gramEnd"/>
+      <w:r>
+        <w:rPr>
+          <w:rFonts w:ascii="Times New Roman" w:hAnsi="Times New Roman" w:cs="Times New Roman"/>
+          <w:sz w:val="28"/>
+          <w:szCs w:val="28"/>
+          <w:lang w:val="en-US"/>
+        </w:rPr>
+        <w:t>100), NOT NULL</w:t>
       </w:r>
     </w:p>
     <w:p>
@@ -1263,14 +1575,25 @@
           <w:lang w:val="en-US"/>
         </w:rPr>
       </w:pPr>
-      <w:r>
-        <w:rPr>
-          <w:rFonts w:ascii="Times New Roman" w:hAnsi="Times New Roman" w:cs="Times New Roman"/>
-          <w:sz w:val="28"/>
-          <w:szCs w:val="28"/>
-          <w:lang w:val="en-US"/>
-        </w:rPr>
-        <w:t>DateOfBirth: DATE</w:t>
+      <w:proofErr w:type="spellStart"/>
+      <w:r>
+        <w:rPr>
+          <w:rFonts w:ascii="Times New Roman" w:hAnsi="Times New Roman" w:cs="Times New Roman"/>
+          <w:sz w:val="28"/>
+          <w:szCs w:val="28"/>
+          <w:lang w:val="en-US"/>
+        </w:rPr>
+        <w:t>DateOfBirth</w:t>
+      </w:r>
+      <w:proofErr w:type="spellEnd"/>
+      <w:r>
+        <w:rPr>
+          <w:rFonts w:ascii="Times New Roman" w:hAnsi="Times New Roman" w:cs="Times New Roman"/>
+          <w:sz w:val="28"/>
+          <w:szCs w:val="28"/>
+          <w:lang w:val="en-US"/>
+        </w:rPr>
+        <w:t>: DATE</w:t>
       </w:r>
       <w:r>
         <w:rPr>
@@ -1306,7 +1629,27 @@
           <w:szCs w:val="28"/>
           <w:lang w:val="en-US"/>
         </w:rPr>
-        <w:t>Email: VARCHAR(100), UNIQUE, NOT NULL</w:t>
+        <w:t xml:space="preserve">Email: </w:t>
+      </w:r>
+      <w:proofErr w:type="gramStart"/>
+      <w:r>
+        <w:rPr>
+          <w:rFonts w:ascii="Times New Roman" w:hAnsi="Times New Roman" w:cs="Times New Roman"/>
+          <w:sz w:val="28"/>
+          <w:szCs w:val="28"/>
+          <w:lang w:val="en-US"/>
+        </w:rPr>
+        <w:t>VARCHAR(</w:t>
+      </w:r>
+      <w:proofErr w:type="gramEnd"/>
+      <w:r>
+        <w:rPr>
+          <w:rFonts w:ascii="Times New Roman" w:hAnsi="Times New Roman" w:cs="Times New Roman"/>
+          <w:sz w:val="28"/>
+          <w:szCs w:val="28"/>
+          <w:lang w:val="en-US"/>
+        </w:rPr>
+        <w:t>100), UNIQUE, NOT NULL</w:t>
       </w:r>
     </w:p>
     <w:p>
@@ -1333,7 +1676,27 @@
           <w:szCs w:val="28"/>
           <w:lang w:val="en-US"/>
         </w:rPr>
-        <w:t>Phone: VARCHAR(20)</w:t>
+        <w:t xml:space="preserve">Phone: </w:t>
+      </w:r>
+      <w:proofErr w:type="gramStart"/>
+      <w:r>
+        <w:rPr>
+          <w:rFonts w:ascii="Times New Roman" w:hAnsi="Times New Roman" w:cs="Times New Roman"/>
+          <w:sz w:val="28"/>
+          <w:szCs w:val="28"/>
+          <w:lang w:val="en-US"/>
+        </w:rPr>
+        <w:t>VARCHAR(</w:t>
+      </w:r>
+      <w:proofErr w:type="gramEnd"/>
+      <w:r>
+        <w:rPr>
+          <w:rFonts w:ascii="Times New Roman" w:hAnsi="Times New Roman" w:cs="Times New Roman"/>
+          <w:sz w:val="28"/>
+          <w:szCs w:val="28"/>
+          <w:lang w:val="en-US"/>
+        </w:rPr>
+        <w:t>20)</w:t>
       </w:r>
     </w:p>
     <w:p>
@@ -1353,6 +1716,7 @@
           <w:lang w:val="en-US"/>
         </w:rPr>
       </w:pPr>
+      <w:proofErr w:type="spellStart"/>
       <w:r>
         <w:rPr>
           <w:rFonts w:ascii="Times New Roman" w:hAnsi="Times New Roman" w:cs="Times New Roman"/>
@@ -1369,7 +1733,17 @@
           <w:szCs w:val="28"/>
           <w:lang w:val="en-US"/>
         </w:rPr>
-        <w:t>Date: DATE, NOT NULL</w:t>
+        <w:t>Date</w:t>
+      </w:r>
+      <w:proofErr w:type="spellEnd"/>
+      <w:r>
+        <w:rPr>
+          <w:rFonts w:ascii="Times New Roman" w:hAnsi="Times New Roman" w:cs="Times New Roman"/>
+          <w:sz w:val="28"/>
+          <w:szCs w:val="28"/>
+          <w:lang w:val="en-US"/>
+        </w:rPr>
+        <w:t>: DATE, NOT NULL</w:t>
       </w:r>
     </w:p>
     <w:p>
@@ -1406,14 +1780,25 @@
         </w:rPr>
         <w:t xml:space="preserve">: </w:t>
       </w:r>
-      <w:r>
-        <w:rPr>
-          <w:rFonts w:ascii="Times New Roman" w:hAnsi="Times New Roman" w:cs="Times New Roman"/>
-          <w:sz w:val="28"/>
-          <w:szCs w:val="28"/>
-          <w:lang w:val="en-US"/>
-        </w:rPr>
-        <w:t>VARCHAR(100), NOT NULL</w:t>
+      <w:proofErr w:type="gramStart"/>
+      <w:r>
+        <w:rPr>
+          <w:rFonts w:ascii="Times New Roman" w:hAnsi="Times New Roman" w:cs="Times New Roman"/>
+          <w:sz w:val="28"/>
+          <w:szCs w:val="28"/>
+          <w:lang w:val="en-US"/>
+        </w:rPr>
+        <w:t>VARCHAR(</w:t>
+      </w:r>
+      <w:proofErr w:type="gramEnd"/>
+      <w:r>
+        <w:rPr>
+          <w:rFonts w:ascii="Times New Roman" w:hAnsi="Times New Roman" w:cs="Times New Roman"/>
+          <w:sz w:val="28"/>
+          <w:szCs w:val="28"/>
+          <w:lang w:val="en-US"/>
+        </w:rPr>
+        <w:t>100), NOT NULL</w:t>
       </w:r>
     </w:p>
     <w:p>
@@ -1466,6 +1851,7 @@
           <w:lang w:val="en-US"/>
         </w:rPr>
       </w:pPr>
+      <w:proofErr w:type="spellStart"/>
       <w:r>
         <w:rPr>
           <w:rFonts w:ascii="Times New Roman" w:hAnsi="Times New Roman" w:cs="Times New Roman"/>
@@ -1485,6 +1871,7 @@
         </w:rPr>
         <w:t>Professors</w:t>
       </w:r>
+      <w:proofErr w:type="spellEnd"/>
       <w:r>
         <w:rPr>
           <w:rFonts w:ascii="Times New Roman" w:hAnsi="Times New Roman" w:cs="Times New Roman"/>
@@ -1494,6 +1881,7 @@
         </w:rPr>
         <w:t>: PRIMARY KEY (</w:t>
       </w:r>
+      <w:proofErr w:type="spellStart"/>
       <w:r>
         <w:rPr>
           <w:rFonts w:ascii="Times New Roman" w:hAnsi="Times New Roman" w:cs="Times New Roman"/>
@@ -1510,7 +1898,17 @@
           <w:szCs w:val="28"/>
           <w:lang w:val="en-US"/>
         </w:rPr>
-        <w:t>ID)</w:t>
+        <w:t>ID</w:t>
+      </w:r>
+      <w:proofErr w:type="spellEnd"/>
+      <w:r>
+        <w:rPr>
+          <w:rFonts w:ascii="Times New Roman" w:hAnsi="Times New Roman" w:cs="Times New Roman"/>
+          <w:sz w:val="28"/>
+          <w:szCs w:val="28"/>
+          <w:lang w:val="en-US"/>
+        </w:rPr>
+        <w:t>)</w:t>
       </w:r>
     </w:p>
     <w:p>
@@ -1533,6 +1931,7 @@
           <w:lang w:val="en-US"/>
         </w:rPr>
       </w:pPr>
+      <w:proofErr w:type="spellStart"/>
       <w:r>
         <w:rPr>
           <w:rFonts w:ascii="Times New Roman" w:hAnsi="Times New Roman" w:cs="Times New Roman"/>
@@ -1558,7 +1957,17 @@
           <w:szCs w:val="28"/>
           <w:lang w:val="en-US"/>
         </w:rPr>
-        <w:t>Email: UNIQUE (Email)</w:t>
+        <w:t>Email</w:t>
+      </w:r>
+      <w:proofErr w:type="spellEnd"/>
+      <w:r>
+        <w:rPr>
+          <w:rFonts w:ascii="Times New Roman" w:hAnsi="Times New Roman" w:cs="Times New Roman"/>
+          <w:sz w:val="28"/>
+          <w:szCs w:val="28"/>
+          <w:lang w:val="en-US"/>
+        </w:rPr>
+        <w:t>: UNIQUE (Email)</w:t>
       </w:r>
     </w:p>
     <w:p>
@@ -1581,6 +1990,7 @@
           <w:lang w:val="en-US"/>
         </w:rPr>
       </w:pPr>
+      <w:proofErr w:type="spellStart"/>
       <w:r>
         <w:rPr>
           <w:rFonts w:ascii="Times New Roman" w:hAnsi="Times New Roman" w:cs="Times New Roman"/>
@@ -1606,8 +2016,19 @@
           <w:szCs w:val="28"/>
           <w:lang w:val="en-US"/>
         </w:rPr>
-        <w:t>Date: CHECK (</w:t>
-      </w:r>
+        <w:t>Date</w:t>
+      </w:r>
+      <w:proofErr w:type="spellEnd"/>
+      <w:r>
+        <w:rPr>
+          <w:rFonts w:ascii="Times New Roman" w:hAnsi="Times New Roman" w:cs="Times New Roman"/>
+          <w:sz w:val="28"/>
+          <w:szCs w:val="28"/>
+          <w:lang w:val="en-US"/>
+        </w:rPr>
+        <w:t>: CHECK (</w:t>
+      </w:r>
+      <w:proofErr w:type="spellStart"/>
       <w:r>
         <w:rPr>
           <w:rFonts w:ascii="Times New Roman" w:hAnsi="Times New Roman" w:cs="Times New Roman"/>
@@ -1617,6 +2038,7 @@
         </w:rPr>
         <w:t>HireDate</w:t>
       </w:r>
+      <w:proofErr w:type="spellEnd"/>
       <w:r>
         <w:rPr>
           <w:rFonts w:ascii="Times New Roman" w:hAnsi="Times New Roman" w:cs="Times New Roman"/>
@@ -1798,6 +2220,7 @@
           <w:lang w:val="en-US"/>
         </w:rPr>
       </w:pPr>
+      <w:proofErr w:type="spellStart"/>
       <w:r>
         <w:rPr>
           <w:rFonts w:ascii="Times New Roman" w:hAnsi="Times New Roman" w:cs="Times New Roman"/>
@@ -1814,7 +2237,17 @@
           <w:szCs w:val="28"/>
           <w:lang w:val="en-US"/>
         </w:rPr>
-        <w:t>cheduleID: INTEGER, PK, NOT NULL</w:t>
+        <w:t>cheduleID</w:t>
+      </w:r>
+      <w:proofErr w:type="spellEnd"/>
+      <w:r>
+        <w:rPr>
+          <w:rFonts w:ascii="Times New Roman" w:hAnsi="Times New Roman" w:cs="Times New Roman"/>
+          <w:sz w:val="28"/>
+          <w:szCs w:val="28"/>
+          <w:lang w:val="en-US"/>
+        </w:rPr>
+        <w:t>: INTEGER, PK, NOT NULL</w:t>
       </w:r>
     </w:p>
     <w:p>
@@ -1834,6 +2267,7 @@
           <w:lang w:val="en-US"/>
         </w:rPr>
       </w:pPr>
+      <w:proofErr w:type="spellStart"/>
       <w:r>
         <w:rPr>
           <w:rFonts w:ascii="Times New Roman" w:hAnsi="Times New Roman" w:cs="Times New Roman"/>
@@ -1850,7 +2284,17 @@
           <w:szCs w:val="28"/>
           <w:lang w:val="en-US"/>
         </w:rPr>
-        <w:t xml:space="preserve">ID: </w:t>
+        <w:t>ID</w:t>
+      </w:r>
+      <w:proofErr w:type="spellEnd"/>
+      <w:r>
+        <w:rPr>
+          <w:rFonts w:ascii="Times New Roman" w:hAnsi="Times New Roman" w:cs="Times New Roman"/>
+          <w:sz w:val="28"/>
+          <w:szCs w:val="28"/>
+          <w:lang w:val="en-US"/>
+        </w:rPr>
+        <w:t xml:space="preserve">: </w:t>
       </w:r>
       <w:r>
         <w:rPr>
@@ -1879,6 +2323,7 @@
           <w:lang w:val="en-US"/>
         </w:rPr>
       </w:pPr>
+      <w:proofErr w:type="spellStart"/>
       <w:r>
         <w:rPr>
           <w:rFonts w:ascii="Times New Roman" w:hAnsi="Times New Roman" w:cs="Times New Roman"/>
@@ -1888,6 +2333,7 @@
         </w:rPr>
         <w:t>ProfessorID</w:t>
       </w:r>
+      <w:proofErr w:type="spellEnd"/>
       <w:r>
         <w:rPr>
           <w:rFonts w:ascii="Times New Roman" w:hAnsi="Times New Roman" w:cs="Times New Roman"/>
@@ -1924,14 +2370,25 @@
           <w:lang w:val="en-US"/>
         </w:rPr>
       </w:pPr>
-      <w:r>
-        <w:rPr>
-          <w:rFonts w:ascii="Times New Roman" w:hAnsi="Times New Roman" w:cs="Times New Roman"/>
-          <w:sz w:val="28"/>
-          <w:szCs w:val="28"/>
-          <w:lang w:val="en-US"/>
-        </w:rPr>
-        <w:t>GroupID: INT</w:t>
+      <w:proofErr w:type="spellStart"/>
+      <w:r>
+        <w:rPr>
+          <w:rFonts w:ascii="Times New Roman" w:hAnsi="Times New Roman" w:cs="Times New Roman"/>
+          <w:sz w:val="28"/>
+          <w:szCs w:val="28"/>
+          <w:lang w:val="en-US"/>
+        </w:rPr>
+        <w:t>GroupID</w:t>
+      </w:r>
+      <w:proofErr w:type="spellEnd"/>
+      <w:r>
+        <w:rPr>
+          <w:rFonts w:ascii="Times New Roman" w:hAnsi="Times New Roman" w:cs="Times New Roman"/>
+          <w:sz w:val="28"/>
+          <w:szCs w:val="28"/>
+          <w:lang w:val="en-US"/>
+        </w:rPr>
+        <w:t>: INT</w:t>
       </w:r>
       <w:r>
         <w:rPr>
@@ -1969,6 +2426,7 @@
           <w:lang w:val="en-US"/>
         </w:rPr>
       </w:pPr>
+      <w:proofErr w:type="spellStart"/>
       <w:r>
         <w:rPr>
           <w:rFonts w:ascii="Times New Roman" w:hAnsi="Times New Roman" w:cs="Times New Roman"/>
@@ -1987,6 +2445,7 @@
         </w:rPr>
         <w:t>yOfWeek</w:t>
       </w:r>
+      <w:proofErr w:type="spellEnd"/>
       <w:r>
         <w:rPr>
           <w:rFonts w:ascii="Times New Roman" w:hAnsi="Times New Roman" w:cs="Times New Roman"/>
@@ -1996,14 +2455,25 @@
         </w:rPr>
         <w:t xml:space="preserve">: </w:t>
       </w:r>
-      <w:r>
-        <w:rPr>
-          <w:rFonts w:ascii="Times New Roman" w:hAnsi="Times New Roman" w:cs="Times New Roman"/>
-          <w:sz w:val="28"/>
-          <w:szCs w:val="28"/>
-          <w:lang w:val="en-US"/>
-        </w:rPr>
-        <w:t>VARCHAR(20)</w:t>
+      <w:proofErr w:type="gramStart"/>
+      <w:r>
+        <w:rPr>
+          <w:rFonts w:ascii="Times New Roman" w:hAnsi="Times New Roman" w:cs="Times New Roman"/>
+          <w:sz w:val="28"/>
+          <w:szCs w:val="28"/>
+          <w:lang w:val="en-US"/>
+        </w:rPr>
+        <w:t>VARCHAR(</w:t>
+      </w:r>
+      <w:proofErr w:type="gramEnd"/>
+      <w:r>
+        <w:rPr>
+          <w:rFonts w:ascii="Times New Roman" w:hAnsi="Times New Roman" w:cs="Times New Roman"/>
+          <w:sz w:val="28"/>
+          <w:szCs w:val="28"/>
+          <w:lang w:val="en-US"/>
+        </w:rPr>
+        <w:t>20)</w:t>
       </w:r>
       <w:r>
         <w:rPr>
@@ -2032,6 +2502,7 @@
           <w:lang w:val="en-US"/>
         </w:rPr>
       </w:pPr>
+      <w:proofErr w:type="spellStart"/>
       <w:r>
         <w:rPr>
           <w:rFonts w:ascii="Times New Roman" w:hAnsi="Times New Roman" w:cs="Times New Roman"/>
@@ -2041,6 +2512,7 @@
         </w:rPr>
         <w:t>StartTime</w:t>
       </w:r>
+      <w:proofErr w:type="spellEnd"/>
       <w:r>
         <w:rPr>
           <w:rFonts w:ascii="Times New Roman" w:hAnsi="Times New Roman" w:cs="Times New Roman"/>
@@ -2095,6 +2567,7 @@
           <w:lang w:val="en-US"/>
         </w:rPr>
       </w:pPr>
+      <w:proofErr w:type="spellStart"/>
       <w:r>
         <w:rPr>
           <w:rFonts w:ascii="Times New Roman" w:hAnsi="Times New Roman" w:cs="Times New Roman"/>
@@ -2104,6 +2577,7 @@
         </w:rPr>
         <w:t>EndTime</w:t>
       </w:r>
+      <w:proofErr w:type="spellEnd"/>
       <w:r>
         <w:rPr>
           <w:rFonts w:ascii="Times New Roman" w:hAnsi="Times New Roman" w:cs="Times New Roman"/>
@@ -2158,14 +2632,25 @@
         </w:rPr>
         <w:t xml:space="preserve">: </w:t>
       </w:r>
-      <w:r>
-        <w:rPr>
-          <w:rFonts w:ascii="Times New Roman" w:hAnsi="Times New Roman" w:cs="Times New Roman"/>
-          <w:sz w:val="28"/>
-          <w:szCs w:val="28"/>
-          <w:lang w:val="en-US"/>
-        </w:rPr>
-        <w:t>VARCHAR(10), NOT</w:t>
+      <w:proofErr w:type="gramStart"/>
+      <w:r>
+        <w:rPr>
+          <w:rFonts w:ascii="Times New Roman" w:hAnsi="Times New Roman" w:cs="Times New Roman"/>
+          <w:sz w:val="28"/>
+          <w:szCs w:val="28"/>
+          <w:lang w:val="en-US"/>
+        </w:rPr>
+        <w:t>VARCHAR(</w:t>
+      </w:r>
+      <w:proofErr w:type="gramEnd"/>
+      <w:r>
+        <w:rPr>
+          <w:rFonts w:ascii="Times New Roman" w:hAnsi="Times New Roman" w:cs="Times New Roman"/>
+          <w:sz w:val="28"/>
+          <w:szCs w:val="28"/>
+          <w:lang w:val="en-US"/>
+        </w:rPr>
+        <w:t>10), NOT</w:t>
       </w:r>
       <w:r>
         <w:rPr>
@@ -2235,6 +2720,7 @@
           <w:lang w:val="en-US"/>
         </w:rPr>
       </w:pPr>
+      <w:proofErr w:type="spellStart"/>
       <w:r>
         <w:rPr>
           <w:rFonts w:ascii="Times New Roman" w:hAnsi="Times New Roman" w:cs="Times New Roman"/>
@@ -2262,6 +2748,7 @@
         </w:rPr>
         <w:t>chedule</w:t>
       </w:r>
+      <w:proofErr w:type="spellEnd"/>
       <w:r>
         <w:rPr>
           <w:rFonts w:ascii="Times New Roman" w:hAnsi="Times New Roman" w:cs="Times New Roman"/>
@@ -2271,6 +2758,7 @@
         </w:rPr>
         <w:t>: PRIMARY KEY (</w:t>
       </w:r>
+      <w:proofErr w:type="spellStart"/>
       <w:r>
         <w:rPr>
           <w:rFonts w:ascii="Times New Roman" w:hAnsi="Times New Roman" w:cs="Times New Roman"/>
@@ -2305,7 +2793,17 @@
           <w:szCs w:val="28"/>
           <w:lang w:val="en-US"/>
         </w:rPr>
-        <w:t>ID)</w:t>
+        <w:t>ID</w:t>
+      </w:r>
+      <w:proofErr w:type="spellEnd"/>
+      <w:r>
+        <w:rPr>
+          <w:rFonts w:ascii="Times New Roman" w:hAnsi="Times New Roman" w:cs="Times New Roman"/>
+          <w:sz w:val="28"/>
+          <w:szCs w:val="28"/>
+          <w:lang w:val="en-US"/>
+        </w:rPr>
+        <w:t>)</w:t>
       </w:r>
     </w:p>
     <w:p>
@@ -2328,6 +2826,7 @@
           <w:lang w:val="en-US"/>
         </w:rPr>
       </w:pPr>
+      <w:proofErr w:type="spellStart"/>
       <w:r>
         <w:rPr>
           <w:rFonts w:ascii="Times New Roman" w:hAnsi="Times New Roman" w:cs="Times New Roman"/>
@@ -2344,7 +2843,68 @@
           <w:szCs w:val="28"/>
           <w:lang w:val="en-US"/>
         </w:rPr>
-        <w:t>Schedule_Subjects: FOREIGN KEY (SubjectID) REFERENCES Subjects(SubjectID)</w:t>
+        <w:t>Schedule_Subjects</w:t>
+      </w:r>
+      <w:proofErr w:type="spellEnd"/>
+      <w:r>
+        <w:rPr>
+          <w:rFonts w:ascii="Times New Roman" w:hAnsi="Times New Roman" w:cs="Times New Roman"/>
+          <w:sz w:val="28"/>
+          <w:szCs w:val="28"/>
+          <w:lang w:val="en-US"/>
+        </w:rPr>
+        <w:t>: FOREIGN KEY (</w:t>
+      </w:r>
+      <w:proofErr w:type="spellStart"/>
+      <w:r>
+        <w:rPr>
+          <w:rFonts w:ascii="Times New Roman" w:hAnsi="Times New Roman" w:cs="Times New Roman"/>
+          <w:sz w:val="28"/>
+          <w:szCs w:val="28"/>
+          <w:lang w:val="en-US"/>
+        </w:rPr>
+        <w:t>SubjectID</w:t>
+      </w:r>
+      <w:proofErr w:type="spellEnd"/>
+      <w:r>
+        <w:rPr>
+          <w:rFonts w:ascii="Times New Roman" w:hAnsi="Times New Roman" w:cs="Times New Roman"/>
+          <w:sz w:val="28"/>
+          <w:szCs w:val="28"/>
+          <w:lang w:val="en-US"/>
+        </w:rPr>
+        <w:t xml:space="preserve">) REFERENCES </w:t>
+      </w:r>
+      <w:proofErr w:type="gramStart"/>
+      <w:r>
+        <w:rPr>
+          <w:rFonts w:ascii="Times New Roman" w:hAnsi="Times New Roman" w:cs="Times New Roman"/>
+          <w:sz w:val="28"/>
+          <w:szCs w:val="28"/>
+          <w:lang w:val="en-US"/>
+        </w:rPr>
+        <w:t>Subjects(</w:t>
+      </w:r>
+      <w:proofErr w:type="spellStart"/>
+      <w:proofErr w:type="gramEnd"/>
+      <w:r>
+        <w:rPr>
+          <w:rFonts w:ascii="Times New Roman" w:hAnsi="Times New Roman" w:cs="Times New Roman"/>
+          <w:sz w:val="28"/>
+          <w:szCs w:val="28"/>
+          <w:lang w:val="en-US"/>
+        </w:rPr>
+        <w:t>SubjectID</w:t>
+      </w:r>
+      <w:proofErr w:type="spellEnd"/>
+      <w:r>
+        <w:rPr>
+          <w:rFonts w:ascii="Times New Roman" w:hAnsi="Times New Roman" w:cs="Times New Roman"/>
+          <w:sz w:val="28"/>
+          <w:szCs w:val="28"/>
+          <w:lang w:val="en-US"/>
+        </w:rPr>
+        <w:t>)</w:t>
       </w:r>
     </w:p>
     <w:p>
@@ -2367,6 +2927,7 @@
           <w:lang w:val="en-US"/>
         </w:rPr>
       </w:pPr>
+      <w:proofErr w:type="spellStart"/>
       <w:r>
         <w:rPr>
           <w:rFonts w:ascii="Times New Roman" w:hAnsi="Times New Roman" w:cs="Times New Roman"/>
@@ -2394,6 +2955,7 @@
         </w:rPr>
         <w:t>_Professors</w:t>
       </w:r>
+      <w:proofErr w:type="spellEnd"/>
       <w:r>
         <w:rPr>
           <w:rFonts w:ascii="Times New Roman" w:hAnsi="Times New Roman" w:cs="Times New Roman"/>
@@ -2410,7 +2972,58 @@
           <w:szCs w:val="28"/>
           <w:lang w:val="en-US"/>
         </w:rPr>
-        <w:t>FOREIGN KEY (ProfessorID) REFERENCES Professors(ProfessorID)</w:t>
+        <w:t>FOREIGN KEY (</w:t>
+      </w:r>
+      <w:proofErr w:type="spellStart"/>
+      <w:r>
+        <w:rPr>
+          <w:rFonts w:ascii="Times New Roman" w:hAnsi="Times New Roman" w:cs="Times New Roman"/>
+          <w:sz w:val="28"/>
+          <w:szCs w:val="28"/>
+          <w:lang w:val="en-US"/>
+        </w:rPr>
+        <w:t>ProfessorID</w:t>
+      </w:r>
+      <w:proofErr w:type="spellEnd"/>
+      <w:r>
+        <w:rPr>
+          <w:rFonts w:ascii="Times New Roman" w:hAnsi="Times New Roman" w:cs="Times New Roman"/>
+          <w:sz w:val="28"/>
+          <w:szCs w:val="28"/>
+          <w:lang w:val="en-US"/>
+        </w:rPr>
+        <w:t xml:space="preserve">) REFERENCES </w:t>
+      </w:r>
+      <w:proofErr w:type="gramStart"/>
+      <w:r>
+        <w:rPr>
+          <w:rFonts w:ascii="Times New Roman" w:hAnsi="Times New Roman" w:cs="Times New Roman"/>
+          <w:sz w:val="28"/>
+          <w:szCs w:val="28"/>
+          <w:lang w:val="en-US"/>
+        </w:rPr>
+        <w:t>Professors(</w:t>
+      </w:r>
+      <w:proofErr w:type="spellStart"/>
+      <w:proofErr w:type="gramEnd"/>
+      <w:r>
+        <w:rPr>
+          <w:rFonts w:ascii="Times New Roman" w:hAnsi="Times New Roman" w:cs="Times New Roman"/>
+          <w:sz w:val="28"/>
+          <w:szCs w:val="28"/>
+          <w:lang w:val="en-US"/>
+        </w:rPr>
+        <w:t>ProfessorID</w:t>
+      </w:r>
+      <w:proofErr w:type="spellEnd"/>
+      <w:r>
+        <w:rPr>
+          <w:rFonts w:ascii="Times New Roman" w:hAnsi="Times New Roman" w:cs="Times New Roman"/>
+          <w:sz w:val="28"/>
+          <w:szCs w:val="28"/>
+          <w:lang w:val="en-US"/>
+        </w:rPr>
+        <w:t>)</w:t>
       </w:r>
     </w:p>
     <w:p>
@@ -2433,6 +3046,7 @@
           <w:lang w:val="en-US"/>
         </w:rPr>
       </w:pPr>
+      <w:proofErr w:type="spellStart"/>
       <w:r>
         <w:rPr>
           <w:rFonts w:ascii="Times New Roman" w:hAnsi="Times New Roman" w:cs="Times New Roman"/>
@@ -2458,7 +3072,17 @@
           <w:szCs w:val="28"/>
           <w:lang w:val="en-US"/>
         </w:rPr>
-        <w:t>_Groups: FOREIGN KEY</w:t>
+        <w:t>_Groups</w:t>
+      </w:r>
+      <w:proofErr w:type="spellEnd"/>
+      <w:r>
+        <w:rPr>
+          <w:rFonts w:ascii="Times New Roman" w:hAnsi="Times New Roman" w:cs="Times New Roman"/>
+          <w:sz w:val="28"/>
+          <w:szCs w:val="28"/>
+          <w:lang w:val="en-US"/>
+        </w:rPr>
+        <w:t>: FOREIGN KEY</w:t>
       </w:r>
       <w:r>
         <w:rPr>
@@ -2476,7 +3100,58 @@
           <w:szCs w:val="28"/>
           <w:lang w:val="en-US"/>
         </w:rPr>
-        <w:t>(GroupID) REFERENCES Groups(GroupID)</w:t>
+        <w:t>(</w:t>
+      </w:r>
+      <w:proofErr w:type="spellStart"/>
+      <w:r>
+        <w:rPr>
+          <w:rFonts w:ascii="Times New Roman" w:hAnsi="Times New Roman" w:cs="Times New Roman"/>
+          <w:sz w:val="28"/>
+          <w:szCs w:val="28"/>
+          <w:lang w:val="en-US"/>
+        </w:rPr>
+        <w:t>GroupID</w:t>
+      </w:r>
+      <w:proofErr w:type="spellEnd"/>
+      <w:r>
+        <w:rPr>
+          <w:rFonts w:ascii="Times New Roman" w:hAnsi="Times New Roman" w:cs="Times New Roman"/>
+          <w:sz w:val="28"/>
+          <w:szCs w:val="28"/>
+          <w:lang w:val="en-US"/>
+        </w:rPr>
+        <w:t xml:space="preserve">) REFERENCES </w:t>
+      </w:r>
+      <w:proofErr w:type="gramStart"/>
+      <w:r>
+        <w:rPr>
+          <w:rFonts w:ascii="Times New Roman" w:hAnsi="Times New Roman" w:cs="Times New Roman"/>
+          <w:sz w:val="28"/>
+          <w:szCs w:val="28"/>
+          <w:lang w:val="en-US"/>
+        </w:rPr>
+        <w:t>Groups(</w:t>
+      </w:r>
+      <w:proofErr w:type="spellStart"/>
+      <w:proofErr w:type="gramEnd"/>
+      <w:r>
+        <w:rPr>
+          <w:rFonts w:ascii="Times New Roman" w:hAnsi="Times New Roman" w:cs="Times New Roman"/>
+          <w:sz w:val="28"/>
+          <w:szCs w:val="28"/>
+          <w:lang w:val="en-US"/>
+        </w:rPr>
+        <w:t>GroupID</w:t>
+      </w:r>
+      <w:proofErr w:type="spellEnd"/>
+      <w:r>
+        <w:rPr>
+          <w:rFonts w:ascii="Times New Roman" w:hAnsi="Times New Roman" w:cs="Times New Roman"/>
+          <w:sz w:val="28"/>
+          <w:szCs w:val="28"/>
+          <w:lang w:val="en-US"/>
+        </w:rPr>
+        <w:t>)</w:t>
       </w:r>
     </w:p>
     <w:p>
@@ -2499,14 +3174,65 @@
           <w:lang w:val="en-US"/>
         </w:rPr>
       </w:pPr>
-      <w:r>
-        <w:rPr>
-          <w:rFonts w:ascii="Times New Roman" w:hAnsi="Times New Roman" w:cs="Times New Roman"/>
-          <w:sz w:val="28"/>
-          <w:szCs w:val="28"/>
-          <w:lang w:val="en-US"/>
-        </w:rPr>
-        <w:t>CHK_Time: CHECK (StartTime &lt; EndTime)</w:t>
+      <w:proofErr w:type="spellStart"/>
+      <w:r>
+        <w:rPr>
+          <w:rFonts w:ascii="Times New Roman" w:hAnsi="Times New Roman" w:cs="Times New Roman"/>
+          <w:sz w:val="28"/>
+          <w:szCs w:val="28"/>
+          <w:lang w:val="en-US"/>
+        </w:rPr>
+        <w:t>CHK_Time</w:t>
+      </w:r>
+      <w:proofErr w:type="spellEnd"/>
+      <w:r>
+        <w:rPr>
+          <w:rFonts w:ascii="Times New Roman" w:hAnsi="Times New Roman" w:cs="Times New Roman"/>
+          <w:sz w:val="28"/>
+          <w:szCs w:val="28"/>
+          <w:lang w:val="en-US"/>
+        </w:rPr>
+        <w:t>: CHECK (</w:t>
+      </w:r>
+      <w:proofErr w:type="spellStart"/>
+      <w:r>
+        <w:rPr>
+          <w:rFonts w:ascii="Times New Roman" w:hAnsi="Times New Roman" w:cs="Times New Roman"/>
+          <w:sz w:val="28"/>
+          <w:szCs w:val="28"/>
+          <w:lang w:val="en-US"/>
+        </w:rPr>
+        <w:t>StartTime</w:t>
+      </w:r>
+      <w:proofErr w:type="spellEnd"/>
+      <w:r>
+        <w:rPr>
+          <w:rFonts w:ascii="Times New Roman" w:hAnsi="Times New Roman" w:cs="Times New Roman"/>
+          <w:sz w:val="28"/>
+          <w:szCs w:val="28"/>
+          <w:lang w:val="en-US"/>
+        </w:rPr>
+        <w:t xml:space="preserve"> &lt; </w:t>
+      </w:r>
+      <w:proofErr w:type="spellStart"/>
+      <w:r>
+        <w:rPr>
+          <w:rFonts w:ascii="Times New Roman" w:hAnsi="Times New Roman" w:cs="Times New Roman"/>
+          <w:sz w:val="28"/>
+          <w:szCs w:val="28"/>
+          <w:lang w:val="en-US"/>
+        </w:rPr>
+        <w:t>EndTime</w:t>
+      </w:r>
+      <w:proofErr w:type="spellEnd"/>
+      <w:r>
+        <w:rPr>
+          <w:rFonts w:ascii="Times New Roman" w:hAnsi="Times New Roman" w:cs="Times New Roman"/>
+          <w:sz w:val="28"/>
+          <w:szCs w:val="28"/>
+          <w:lang w:val="en-US"/>
+        </w:rPr>
+        <w:t>)</w:t>
       </w:r>
     </w:p>
     <w:p>
@@ -2529,6 +3255,7 @@
           <w:lang w:val="en-US"/>
         </w:rPr>
       </w:pPr>
+      <w:proofErr w:type="spellStart"/>
       <w:r>
         <w:rPr>
           <w:rFonts w:ascii="Times New Roman" w:hAnsi="Times New Roman" w:cs="Times New Roman"/>
@@ -2545,7 +3272,57 @@
           <w:szCs w:val="28"/>
           <w:lang w:val="en-US"/>
         </w:rPr>
-        <w:t>Q_RoomTime: UNIQUE (Room, DayOfWeek, StartTime)</w:t>
+        <w:t>Q_RoomTime</w:t>
+      </w:r>
+      <w:proofErr w:type="spellEnd"/>
+      <w:r>
+        <w:rPr>
+          <w:rFonts w:ascii="Times New Roman" w:hAnsi="Times New Roman" w:cs="Times New Roman"/>
+          <w:sz w:val="28"/>
+          <w:szCs w:val="28"/>
+          <w:lang w:val="en-US"/>
+        </w:rPr>
+        <w:t xml:space="preserve">: UNIQUE (Room, </w:t>
+      </w:r>
+      <w:proofErr w:type="spellStart"/>
+      <w:r>
+        <w:rPr>
+          <w:rFonts w:ascii="Times New Roman" w:hAnsi="Times New Roman" w:cs="Times New Roman"/>
+          <w:sz w:val="28"/>
+          <w:szCs w:val="28"/>
+          <w:lang w:val="en-US"/>
+        </w:rPr>
+        <w:t>DayOfWeek</w:t>
+      </w:r>
+      <w:proofErr w:type="spellEnd"/>
+      <w:r>
+        <w:rPr>
+          <w:rFonts w:ascii="Times New Roman" w:hAnsi="Times New Roman" w:cs="Times New Roman"/>
+          <w:sz w:val="28"/>
+          <w:szCs w:val="28"/>
+          <w:lang w:val="en-US"/>
+        </w:rPr>
+        <w:t xml:space="preserve">, </w:t>
+      </w:r>
+      <w:proofErr w:type="spellStart"/>
+      <w:r>
+        <w:rPr>
+          <w:rFonts w:ascii="Times New Roman" w:hAnsi="Times New Roman" w:cs="Times New Roman"/>
+          <w:sz w:val="28"/>
+          <w:szCs w:val="28"/>
+          <w:lang w:val="en-US"/>
+        </w:rPr>
+        <w:t>StartTime</w:t>
+      </w:r>
+      <w:proofErr w:type="spellEnd"/>
+      <w:r>
+        <w:rPr>
+          <w:rFonts w:ascii="Times New Roman" w:hAnsi="Times New Roman" w:cs="Times New Roman"/>
+          <w:sz w:val="28"/>
+          <w:szCs w:val="28"/>
+          <w:lang w:val="en-US"/>
+        </w:rPr>
+        <w:t>)</w:t>
       </w:r>
     </w:p>
     <w:p>
@@ -2684,6 +3461,7 @@
           <w:lang w:val="en-US"/>
         </w:rPr>
       </w:pPr>
+      <w:proofErr w:type="spellStart"/>
       <w:r>
         <w:rPr>
           <w:rFonts w:ascii="Times New Roman" w:hAnsi="Times New Roman" w:cs="Times New Roman"/>
@@ -2700,7 +3478,17 @@
           <w:szCs w:val="28"/>
           <w:lang w:val="en-US"/>
         </w:rPr>
-        <w:t>ID: INTEGER, PK, NOT NULL</w:t>
+        <w:t>ID</w:t>
+      </w:r>
+      <w:proofErr w:type="spellEnd"/>
+      <w:r>
+        <w:rPr>
+          <w:rFonts w:ascii="Times New Roman" w:hAnsi="Times New Roman" w:cs="Times New Roman"/>
+          <w:sz w:val="28"/>
+          <w:szCs w:val="28"/>
+          <w:lang w:val="en-US"/>
+        </w:rPr>
+        <w:t>: INTEGER, PK, NOT NULL</w:t>
       </w:r>
     </w:p>
     <w:p>
@@ -2720,6 +3508,7 @@
           <w:lang w:val="en-US"/>
         </w:rPr>
       </w:pPr>
+      <w:proofErr w:type="spellStart"/>
       <w:r>
         <w:rPr>
           <w:rFonts w:ascii="Times New Roman" w:hAnsi="Times New Roman" w:cs="Times New Roman"/>
@@ -2729,6 +3518,7 @@
         </w:rPr>
         <w:t>StudentID</w:t>
       </w:r>
+      <w:proofErr w:type="spellEnd"/>
       <w:r>
         <w:rPr>
           <w:rFonts w:ascii="Times New Roman" w:hAnsi="Times New Roman" w:cs="Times New Roman"/>
@@ -2765,6 +3555,7 @@
           <w:lang w:val="en-US"/>
         </w:rPr>
       </w:pPr>
+      <w:proofErr w:type="spellStart"/>
       <w:r>
         <w:rPr>
           <w:rFonts w:ascii="Times New Roman" w:hAnsi="Times New Roman" w:cs="Times New Roman"/>
@@ -2781,7 +3572,17 @@
           <w:szCs w:val="28"/>
           <w:lang w:val="en-US"/>
         </w:rPr>
-        <w:t xml:space="preserve">ID: INTEGER, FK (REFERENCES </w:t>
+        <w:t>ID</w:t>
+      </w:r>
+      <w:proofErr w:type="spellEnd"/>
+      <w:r>
+        <w:rPr>
+          <w:rFonts w:ascii="Times New Roman" w:hAnsi="Times New Roman" w:cs="Times New Roman"/>
+          <w:sz w:val="28"/>
+          <w:szCs w:val="28"/>
+          <w:lang w:val="en-US"/>
+        </w:rPr>
+        <w:t xml:space="preserve">: INTEGER, FK (REFERENCES </w:t>
       </w:r>
       <w:r>
         <w:rPr>
@@ -2819,6 +3620,7 @@
           <w:lang w:val="en-US"/>
         </w:rPr>
       </w:pPr>
+      <w:proofErr w:type="spellStart"/>
       <w:r>
         <w:rPr>
           <w:rFonts w:ascii="Times New Roman" w:hAnsi="Times New Roman" w:cs="Times New Roman"/>
@@ -2828,6 +3630,7 @@
         </w:rPr>
         <w:t>EnrollmentDate</w:t>
       </w:r>
+      <w:proofErr w:type="spellEnd"/>
       <w:r>
         <w:rPr>
           <w:rFonts w:ascii="Times New Roman" w:hAnsi="Times New Roman" w:cs="Times New Roman"/>
@@ -2996,6 +3799,7 @@
           <w:lang w:val="en-US"/>
         </w:rPr>
       </w:pPr>
+      <w:proofErr w:type="spellStart"/>
       <w:r>
         <w:rPr>
           <w:rFonts w:ascii="Times New Roman" w:hAnsi="Times New Roman" w:cs="Times New Roman"/>
@@ -3014,6 +3818,7 @@
         </w:rPr>
         <w:t>Grades</w:t>
       </w:r>
+      <w:proofErr w:type="spellEnd"/>
       <w:r>
         <w:rPr>
           <w:rFonts w:ascii="Times New Roman" w:hAnsi="Times New Roman" w:cs="Times New Roman"/>
@@ -3023,6 +3828,7 @@
         </w:rPr>
         <w:t>: PRIMARY KEY (</w:t>
       </w:r>
+      <w:proofErr w:type="spellStart"/>
       <w:r>
         <w:rPr>
           <w:rFonts w:ascii="Times New Roman" w:hAnsi="Times New Roman" w:cs="Times New Roman"/>
@@ -3039,7 +3845,17 @@
           <w:szCs w:val="28"/>
           <w:lang w:val="en-US"/>
         </w:rPr>
-        <w:t>ID)</w:t>
+        <w:t>ID</w:t>
+      </w:r>
+      <w:proofErr w:type="spellEnd"/>
+      <w:r>
+        <w:rPr>
+          <w:rFonts w:ascii="Times New Roman" w:hAnsi="Times New Roman" w:cs="Times New Roman"/>
+          <w:sz w:val="28"/>
+          <w:szCs w:val="28"/>
+          <w:lang w:val="en-US"/>
+        </w:rPr>
+        <w:t>)</w:t>
       </w:r>
     </w:p>
     <w:p>
@@ -3062,6 +3878,7 @@
           <w:lang w:val="en-US"/>
         </w:rPr>
       </w:pPr>
+      <w:proofErr w:type="spellStart"/>
       <w:r>
         <w:rPr>
           <w:rFonts w:ascii="Times New Roman" w:hAnsi="Times New Roman" w:cs="Times New Roman"/>
@@ -3080,6 +3897,7 @@
         </w:rPr>
         <w:t>Grades_Students</w:t>
       </w:r>
+      <w:proofErr w:type="spellEnd"/>
       <w:r>
         <w:rPr>
           <w:rFonts w:ascii="Times New Roman" w:hAnsi="Times New Roman" w:cs="Times New Roman"/>
@@ -3089,6 +3907,7 @@
         </w:rPr>
         <w:t>: FOREIGN KEY (</w:t>
       </w:r>
+      <w:proofErr w:type="spellStart"/>
       <w:r>
         <w:rPr>
           <w:rFonts w:ascii="Times New Roman" w:hAnsi="Times New Roman" w:cs="Times New Roman"/>
@@ -3105,8 +3924,19 @@
           <w:szCs w:val="28"/>
           <w:lang w:val="en-US"/>
         </w:rPr>
-        <w:t xml:space="preserve">ID) REFERENCES </w:t>
-      </w:r>
+        <w:t>ID</w:t>
+      </w:r>
+      <w:proofErr w:type="spellEnd"/>
+      <w:r>
+        <w:rPr>
+          <w:rFonts w:ascii="Times New Roman" w:hAnsi="Times New Roman" w:cs="Times New Roman"/>
+          <w:sz w:val="28"/>
+          <w:szCs w:val="28"/>
+          <w:lang w:val="en-US"/>
+        </w:rPr>
+        <w:t xml:space="preserve">) REFERENCES </w:t>
+      </w:r>
+      <w:proofErr w:type="gramStart"/>
       <w:r>
         <w:rPr>
           <w:rFonts w:ascii="Times New Roman" w:hAnsi="Times New Roman" w:cs="Times New Roman"/>
@@ -3125,6 +3955,8 @@
         </w:rPr>
         <w:t>(</w:t>
       </w:r>
+      <w:proofErr w:type="spellStart"/>
+      <w:proofErr w:type="gramEnd"/>
       <w:r>
         <w:rPr>
           <w:rFonts w:ascii="Times New Roman" w:hAnsi="Times New Roman" w:cs="Times New Roman"/>
@@ -3141,7 +3973,17 @@
           <w:szCs w:val="28"/>
           <w:lang w:val="en-US"/>
         </w:rPr>
-        <w:t>ID)</w:t>
+        <w:t>ID</w:t>
+      </w:r>
+      <w:proofErr w:type="spellEnd"/>
+      <w:r>
+        <w:rPr>
+          <w:rFonts w:ascii="Times New Roman" w:hAnsi="Times New Roman" w:cs="Times New Roman"/>
+          <w:sz w:val="28"/>
+          <w:szCs w:val="28"/>
+          <w:lang w:val="en-US"/>
+        </w:rPr>
+        <w:t>)</w:t>
       </w:r>
       <w:r>
         <w:rPr>
@@ -3182,6 +4024,7 @@
           <w:lang w:val="en-US"/>
         </w:rPr>
       </w:pPr>
+      <w:proofErr w:type="spellStart"/>
       <w:r>
         <w:rPr>
           <w:rFonts w:ascii="Times New Roman" w:hAnsi="Times New Roman" w:cs="Times New Roman"/>
@@ -3207,8 +4050,19 @@
           <w:szCs w:val="28"/>
           <w:lang w:val="en-US"/>
         </w:rPr>
-        <w:t>_Subjects: FOREIGN KEY (</w:t>
-      </w:r>
+        <w:t>_Subjects</w:t>
+      </w:r>
+      <w:proofErr w:type="spellEnd"/>
+      <w:r>
+        <w:rPr>
+          <w:rFonts w:ascii="Times New Roman" w:hAnsi="Times New Roman" w:cs="Times New Roman"/>
+          <w:sz w:val="28"/>
+          <w:szCs w:val="28"/>
+          <w:lang w:val="en-US"/>
+        </w:rPr>
+        <w:t>: FOREIGN KEY (</w:t>
+      </w:r>
+      <w:proofErr w:type="spellStart"/>
       <w:r>
         <w:rPr>
           <w:rFonts w:ascii="Times New Roman" w:hAnsi="Times New Roman" w:cs="Times New Roman"/>
@@ -3225,8 +4079,19 @@
           <w:szCs w:val="28"/>
           <w:lang w:val="en-US"/>
         </w:rPr>
-        <w:t xml:space="preserve">ID) REFERENCES </w:t>
-      </w:r>
+        <w:t>ID</w:t>
+      </w:r>
+      <w:proofErr w:type="spellEnd"/>
+      <w:r>
+        <w:rPr>
+          <w:rFonts w:ascii="Times New Roman" w:hAnsi="Times New Roman" w:cs="Times New Roman"/>
+          <w:sz w:val="28"/>
+          <w:szCs w:val="28"/>
+          <w:lang w:val="en-US"/>
+        </w:rPr>
+        <w:t xml:space="preserve">) REFERENCES </w:t>
+      </w:r>
+      <w:proofErr w:type="gramStart"/>
       <w:r>
         <w:rPr>
           <w:rFonts w:ascii="Times New Roman" w:hAnsi="Times New Roman" w:cs="Times New Roman"/>
@@ -3245,6 +4110,8 @@
         </w:rPr>
         <w:t>(</w:t>
       </w:r>
+      <w:proofErr w:type="spellStart"/>
+      <w:proofErr w:type="gramEnd"/>
       <w:r>
         <w:rPr>
           <w:rFonts w:ascii="Times New Roman" w:hAnsi="Times New Roman" w:cs="Times New Roman"/>
@@ -3261,7 +4128,17 @@
           <w:szCs w:val="28"/>
           <w:lang w:val="en-US"/>
         </w:rPr>
-        <w:t>ID)</w:t>
+        <w:t>ID</w:t>
+      </w:r>
+      <w:proofErr w:type="spellEnd"/>
+      <w:r>
+        <w:rPr>
+          <w:rFonts w:ascii="Times New Roman" w:hAnsi="Times New Roman" w:cs="Times New Roman"/>
+          <w:sz w:val="28"/>
+          <w:szCs w:val="28"/>
+          <w:lang w:val="en-US"/>
+        </w:rPr>
+        <w:t>)</w:t>
       </w:r>
       <w:r>
         <w:rPr>
@@ -3302,14 +4179,25 @@
           <w:lang w:val="en-US"/>
         </w:rPr>
       </w:pPr>
-      <w:r>
-        <w:rPr>
-          <w:rFonts w:ascii="Times New Roman" w:hAnsi="Times New Roman" w:cs="Times New Roman"/>
-          <w:sz w:val="28"/>
-          <w:szCs w:val="28"/>
-          <w:lang w:val="en-US"/>
-        </w:rPr>
-        <w:t xml:space="preserve">CHK_Grade: </w:t>
+      <w:proofErr w:type="spellStart"/>
+      <w:r>
+        <w:rPr>
+          <w:rFonts w:ascii="Times New Roman" w:hAnsi="Times New Roman" w:cs="Times New Roman"/>
+          <w:sz w:val="28"/>
+          <w:szCs w:val="28"/>
+          <w:lang w:val="en-US"/>
+        </w:rPr>
+        <w:t>CHK_Grade</w:t>
+      </w:r>
+      <w:proofErr w:type="spellEnd"/>
+      <w:r>
+        <w:rPr>
+          <w:rFonts w:ascii="Times New Roman" w:hAnsi="Times New Roman" w:cs="Times New Roman"/>
+          <w:sz w:val="28"/>
+          <w:szCs w:val="28"/>
+          <w:lang w:val="en-US"/>
+        </w:rPr>
+        <w:t xml:space="preserve">: </w:t>
       </w:r>
       <w:r>
         <w:rPr>
@@ -3413,6 +4301,7 @@
           <w:lang w:val="en-US"/>
         </w:rPr>
       </w:pPr>
+      <w:proofErr w:type="spellStart"/>
       <w:r>
         <w:rPr>
           <w:rFonts w:ascii="Times New Roman" w:hAnsi="Times New Roman" w:cs="Times New Roman"/>
@@ -3429,7 +4318,57 @@
           <w:szCs w:val="28"/>
           <w:lang w:val="en-US"/>
         </w:rPr>
-        <w:t>Q_StudentSubject: UNIQUE (StudentID, SubjectID)</w:t>
+        <w:t>Q_StudentSubject</w:t>
+      </w:r>
+      <w:proofErr w:type="spellEnd"/>
+      <w:r>
+        <w:rPr>
+          <w:rFonts w:ascii="Times New Roman" w:hAnsi="Times New Roman" w:cs="Times New Roman"/>
+          <w:sz w:val="28"/>
+          <w:szCs w:val="28"/>
+          <w:lang w:val="en-US"/>
+        </w:rPr>
+        <w:t>: UNIQUE (</w:t>
+      </w:r>
+      <w:proofErr w:type="spellStart"/>
+      <w:r>
+        <w:rPr>
+          <w:rFonts w:ascii="Times New Roman" w:hAnsi="Times New Roman" w:cs="Times New Roman"/>
+          <w:sz w:val="28"/>
+          <w:szCs w:val="28"/>
+          <w:lang w:val="en-US"/>
+        </w:rPr>
+        <w:t>StudentID</w:t>
+      </w:r>
+      <w:proofErr w:type="spellEnd"/>
+      <w:r>
+        <w:rPr>
+          <w:rFonts w:ascii="Times New Roman" w:hAnsi="Times New Roman" w:cs="Times New Roman"/>
+          <w:sz w:val="28"/>
+          <w:szCs w:val="28"/>
+          <w:lang w:val="en-US"/>
+        </w:rPr>
+        <w:t xml:space="preserve">, </w:t>
+      </w:r>
+      <w:proofErr w:type="spellStart"/>
+      <w:r>
+        <w:rPr>
+          <w:rFonts w:ascii="Times New Roman" w:hAnsi="Times New Roman" w:cs="Times New Roman"/>
+          <w:sz w:val="28"/>
+          <w:szCs w:val="28"/>
+          <w:lang w:val="en-US"/>
+        </w:rPr>
+        <w:t>SubjectID</w:t>
+      </w:r>
+      <w:proofErr w:type="spellEnd"/>
+      <w:r>
+        <w:rPr>
+          <w:rFonts w:ascii="Times New Roman" w:hAnsi="Times New Roman" w:cs="Times New Roman"/>
+          <w:sz w:val="28"/>
+          <w:szCs w:val="28"/>
+          <w:lang w:val="en-US"/>
+        </w:rPr>
+        <w:t>)</w:t>
       </w:r>
     </w:p>
     <w:p>
@@ -3569,14 +4508,25 @@
           <w:lang w:val="en-US"/>
         </w:rPr>
       </w:pPr>
-      <w:r>
-        <w:rPr>
-          <w:rFonts w:ascii="Times New Roman" w:hAnsi="Times New Roman" w:cs="Times New Roman"/>
-          <w:sz w:val="28"/>
-          <w:szCs w:val="28"/>
-          <w:lang w:val="en-US"/>
-        </w:rPr>
-        <w:t>GroupID: INTEGER, PK, NOT NULL</w:t>
+      <w:proofErr w:type="spellStart"/>
+      <w:r>
+        <w:rPr>
+          <w:rFonts w:ascii="Times New Roman" w:hAnsi="Times New Roman" w:cs="Times New Roman"/>
+          <w:sz w:val="28"/>
+          <w:szCs w:val="28"/>
+          <w:lang w:val="en-US"/>
+        </w:rPr>
+        <w:t>GroupID</w:t>
+      </w:r>
+      <w:proofErr w:type="spellEnd"/>
+      <w:r>
+        <w:rPr>
+          <w:rFonts w:ascii="Times New Roman" w:hAnsi="Times New Roman" w:cs="Times New Roman"/>
+          <w:sz w:val="28"/>
+          <w:szCs w:val="28"/>
+          <w:lang w:val="en-US"/>
+        </w:rPr>
+        <w:t>: INTEGER, PK, NOT NULL</w:t>
       </w:r>
     </w:p>
     <w:p>
@@ -3596,23 +4546,45 @@
           <w:lang w:val="en-US"/>
         </w:rPr>
       </w:pPr>
-      <w:r>
-        <w:rPr>
-          <w:rFonts w:ascii="Times New Roman" w:hAnsi="Times New Roman" w:cs="Times New Roman"/>
-          <w:sz w:val="28"/>
-          <w:szCs w:val="28"/>
-          <w:lang w:val="en-US"/>
-        </w:rPr>
-        <w:t xml:space="preserve">GroupName: </w:t>
-      </w:r>
-      <w:r>
-        <w:rPr>
-          <w:rFonts w:ascii="Times New Roman" w:hAnsi="Times New Roman" w:cs="Times New Roman"/>
-          <w:sz w:val="28"/>
-          <w:szCs w:val="28"/>
-          <w:lang w:val="en-US"/>
-        </w:rPr>
-        <w:t>VARCHAR(20), NOT NULL, UNIQUE</w:t>
+      <w:proofErr w:type="spellStart"/>
+      <w:r>
+        <w:rPr>
+          <w:rFonts w:ascii="Times New Roman" w:hAnsi="Times New Roman" w:cs="Times New Roman"/>
+          <w:sz w:val="28"/>
+          <w:szCs w:val="28"/>
+          <w:lang w:val="en-US"/>
+        </w:rPr>
+        <w:t>GroupName</w:t>
+      </w:r>
+      <w:proofErr w:type="spellEnd"/>
+      <w:r>
+        <w:rPr>
+          <w:rFonts w:ascii="Times New Roman" w:hAnsi="Times New Roman" w:cs="Times New Roman"/>
+          <w:sz w:val="28"/>
+          <w:szCs w:val="28"/>
+          <w:lang w:val="en-US"/>
+        </w:rPr>
+        <w:t xml:space="preserve">: </w:t>
+      </w:r>
+      <w:proofErr w:type="gramStart"/>
+      <w:r>
+        <w:rPr>
+          <w:rFonts w:ascii="Times New Roman" w:hAnsi="Times New Roman" w:cs="Times New Roman"/>
+          <w:sz w:val="28"/>
+          <w:szCs w:val="28"/>
+          <w:lang w:val="en-US"/>
+        </w:rPr>
+        <w:t>VARCHAR(</w:t>
+      </w:r>
+      <w:proofErr w:type="gramEnd"/>
+      <w:r>
+        <w:rPr>
+          <w:rFonts w:ascii="Times New Roman" w:hAnsi="Times New Roman" w:cs="Times New Roman"/>
+          <w:sz w:val="28"/>
+          <w:szCs w:val="28"/>
+          <w:lang w:val="en-US"/>
+        </w:rPr>
+        <w:t>20), NOT NULL, UNIQUE</w:t>
       </w:r>
     </w:p>
     <w:p>
@@ -3713,13 +4685,23 @@
         </w:rPr>
         <w:t xml:space="preserve">Faculty: </w:t>
       </w:r>
-      <w:r>
-        <w:rPr>
-          <w:rFonts w:ascii="Times New Roman" w:hAnsi="Times New Roman" w:cs="Times New Roman"/>
-          <w:sz w:val="28"/>
-          <w:szCs w:val="28"/>
-        </w:rPr>
-        <w:t>VARCHAR(100), NOT NULL</w:t>
+      <w:proofErr w:type="gramStart"/>
+      <w:r>
+        <w:rPr>
+          <w:rFonts w:ascii="Times New Roman" w:hAnsi="Times New Roman" w:cs="Times New Roman"/>
+          <w:sz w:val="28"/>
+          <w:szCs w:val="28"/>
+        </w:rPr>
+        <w:t>VARCHAR(</w:t>
+      </w:r>
+      <w:proofErr w:type="gramEnd"/>
+      <w:r>
+        <w:rPr>
+          <w:rFonts w:ascii="Times New Roman" w:hAnsi="Times New Roman" w:cs="Times New Roman"/>
+          <w:sz w:val="28"/>
+          <w:szCs w:val="28"/>
+        </w:rPr>
+        <w:t>100), NOT NULL</w:t>
       </w:r>
     </w:p>
     <w:p>
@@ -3748,14 +4730,25 @@
         </w:rPr>
         <w:t xml:space="preserve">Specialization: </w:t>
       </w:r>
-      <w:r>
-        <w:rPr>
-          <w:rFonts w:ascii="Times New Roman" w:hAnsi="Times New Roman" w:cs="Times New Roman"/>
-          <w:sz w:val="28"/>
-          <w:szCs w:val="28"/>
-          <w:lang w:val="en-US"/>
-        </w:rPr>
-        <w:t>VARCHAR(100)</w:t>
+      <w:proofErr w:type="gramStart"/>
+      <w:r>
+        <w:rPr>
+          <w:rFonts w:ascii="Times New Roman" w:hAnsi="Times New Roman" w:cs="Times New Roman"/>
+          <w:sz w:val="28"/>
+          <w:szCs w:val="28"/>
+          <w:lang w:val="en-US"/>
+        </w:rPr>
+        <w:t>VARCHAR(</w:t>
+      </w:r>
+      <w:proofErr w:type="gramEnd"/>
+      <w:r>
+        <w:rPr>
+          <w:rFonts w:ascii="Times New Roman" w:hAnsi="Times New Roman" w:cs="Times New Roman"/>
+          <w:sz w:val="28"/>
+          <w:szCs w:val="28"/>
+          <w:lang w:val="en-US"/>
+        </w:rPr>
+        <w:t>100)</w:t>
       </w:r>
       <w:r>
         <w:rPr>
@@ -3853,6 +4846,7 @@
           <w:lang w:val="en-US"/>
         </w:rPr>
       </w:pPr>
+      <w:proofErr w:type="spellStart"/>
       <w:r>
         <w:rPr>
           <w:rFonts w:ascii="Times New Roman" w:hAnsi="Times New Roman" w:cs="Times New Roman"/>
@@ -3871,14 +4865,25 @@
         </w:rPr>
         <w:t>oups</w:t>
       </w:r>
-      <w:r>
-        <w:rPr>
-          <w:rFonts w:ascii="Times New Roman" w:hAnsi="Times New Roman" w:cs="Times New Roman"/>
-          <w:sz w:val="28"/>
-          <w:szCs w:val="28"/>
-          <w:lang w:val="en-US"/>
-        </w:rPr>
-        <w:t>: PRIMARY KEY (Gr</w:t>
+      <w:proofErr w:type="spellEnd"/>
+      <w:r>
+        <w:rPr>
+          <w:rFonts w:ascii="Times New Roman" w:hAnsi="Times New Roman" w:cs="Times New Roman"/>
+          <w:sz w:val="28"/>
+          <w:szCs w:val="28"/>
+          <w:lang w:val="en-US"/>
+        </w:rPr>
+        <w:t>: PRIMARY KEY (</w:t>
+      </w:r>
+      <w:proofErr w:type="spellStart"/>
+      <w:r>
+        <w:rPr>
+          <w:rFonts w:ascii="Times New Roman" w:hAnsi="Times New Roman" w:cs="Times New Roman"/>
+          <w:sz w:val="28"/>
+          <w:szCs w:val="28"/>
+          <w:lang w:val="en-US"/>
+        </w:rPr>
+        <w:t>Gr</w:t>
       </w:r>
       <w:r>
         <w:rPr>
@@ -3896,7 +4901,17 @@
           <w:szCs w:val="28"/>
           <w:lang w:val="en-US"/>
         </w:rPr>
-        <w:t>ID)</w:t>
+        <w:t>ID</w:t>
+      </w:r>
+      <w:proofErr w:type="spellEnd"/>
+      <w:r>
+        <w:rPr>
+          <w:rFonts w:ascii="Times New Roman" w:hAnsi="Times New Roman" w:cs="Times New Roman"/>
+          <w:sz w:val="28"/>
+          <w:szCs w:val="28"/>
+          <w:lang w:val="en-US"/>
+        </w:rPr>
+        <w:t>)</w:t>
       </w:r>
     </w:p>
     <w:p>
@@ -3919,6 +4934,7 @@
           <w:lang w:val="en-US"/>
         </w:rPr>
       </w:pPr>
+      <w:proofErr w:type="spellStart"/>
       <w:r>
         <w:rPr>
           <w:rFonts w:ascii="Times New Roman" w:hAnsi="Times New Roman" w:cs="Times New Roman"/>
@@ -3928,6 +4944,7 @@
         </w:rPr>
         <w:t>UQ_GroupName</w:t>
       </w:r>
+      <w:proofErr w:type="spellEnd"/>
       <w:r>
         <w:rPr>
           <w:rFonts w:ascii="Times New Roman" w:hAnsi="Times New Roman" w:cs="Times New Roman"/>
@@ -3943,7 +4960,25 @@
           <w:sz w:val="28"/>
           <w:szCs w:val="28"/>
         </w:rPr>
-        <w:t>UNIQUE (GroupName)</w:t>
+        <w:t>UNIQUE (</w:t>
+      </w:r>
+      <w:proofErr w:type="spellStart"/>
+      <w:r>
+        <w:rPr>
+          <w:rFonts w:ascii="Times New Roman" w:hAnsi="Times New Roman" w:cs="Times New Roman"/>
+          <w:sz w:val="28"/>
+          <w:szCs w:val="28"/>
+        </w:rPr>
+        <w:t>GroupName</w:t>
+      </w:r>
+      <w:proofErr w:type="spellEnd"/>
+      <w:r>
+        <w:rPr>
+          <w:rFonts w:ascii="Times New Roman" w:hAnsi="Times New Roman" w:cs="Times New Roman"/>
+          <w:sz w:val="28"/>
+          <w:szCs w:val="28"/>
+        </w:rPr>
+        <w:t>)</w:t>
       </w:r>
     </w:p>
     <w:p>
@@ -3966,6 +5001,7 @@
           <w:lang w:val="en-US"/>
         </w:rPr>
       </w:pPr>
+      <w:proofErr w:type="spellStart"/>
       <w:r>
         <w:rPr>
           <w:rFonts w:ascii="Times New Roman" w:hAnsi="Times New Roman" w:cs="Times New Roman"/>
@@ -3984,6 +5020,7 @@
         </w:rPr>
         <w:t>Year</w:t>
       </w:r>
+      <w:proofErr w:type="spellEnd"/>
       <w:r>
         <w:rPr>
           <w:rFonts w:ascii="Times New Roman" w:hAnsi="Times New Roman" w:cs="Times New Roman"/>
@@ -4272,6 +5309,7 @@
           <w:lang w:val="en-US"/>
         </w:rPr>
       </w:pPr>
+      <w:proofErr w:type="spellStart"/>
       <w:r>
         <w:rPr>
           <w:rFonts w:ascii="Times New Roman" w:hAnsi="Times New Roman" w:cs="Times New Roman"/>
@@ -4288,7 +5326,17 @@
           <w:szCs w:val="28"/>
           <w:lang w:val="en-US"/>
         </w:rPr>
-        <w:t>ID: INTEGER, PK, NOT NULL</w:t>
+        <w:t>ID</w:t>
+      </w:r>
+      <w:proofErr w:type="spellEnd"/>
+      <w:r>
+        <w:rPr>
+          <w:rFonts w:ascii="Times New Roman" w:hAnsi="Times New Roman" w:cs="Times New Roman"/>
+          <w:sz w:val="28"/>
+          <w:szCs w:val="28"/>
+          <w:lang w:val="en-US"/>
+        </w:rPr>
+        <w:t>: INTEGER, PK, NOT NULL</w:t>
       </w:r>
     </w:p>
     <w:p>
@@ -4308,6 +5356,7 @@
           <w:lang w:val="en-US"/>
         </w:rPr>
       </w:pPr>
+      <w:proofErr w:type="spellStart"/>
       <w:r>
         <w:rPr>
           <w:rFonts w:ascii="Times New Roman" w:hAnsi="Times New Roman" w:cs="Times New Roman"/>
@@ -4324,8 +5373,19 @@
           <w:szCs w:val="28"/>
           <w:lang w:val="en-US"/>
         </w:rPr>
-        <w:t xml:space="preserve">Name: </w:t>
-      </w:r>
+        <w:t>Name</w:t>
+      </w:r>
+      <w:proofErr w:type="spellEnd"/>
+      <w:r>
+        <w:rPr>
+          <w:rFonts w:ascii="Times New Roman" w:hAnsi="Times New Roman" w:cs="Times New Roman"/>
+          <w:sz w:val="28"/>
+          <w:szCs w:val="28"/>
+          <w:lang w:val="en-US"/>
+        </w:rPr>
+        <w:t xml:space="preserve">: </w:t>
+      </w:r>
+      <w:proofErr w:type="gramStart"/>
       <w:r>
         <w:rPr>
           <w:rFonts w:ascii="Times New Roman" w:hAnsi="Times New Roman" w:cs="Times New Roman"/>
@@ -4335,6 +5395,7 @@
         </w:rPr>
         <w:t>VARCHAR(</w:t>
       </w:r>
+      <w:proofErr w:type="gramEnd"/>
       <w:r>
         <w:rPr>
           <w:rFonts w:ascii="Times New Roman" w:hAnsi="Times New Roman" w:cs="Times New Roman"/>
@@ -4467,6 +5528,7 @@
           <w:lang w:val="en-US"/>
         </w:rPr>
       </w:pPr>
+      <w:proofErr w:type="spellStart"/>
       <w:r>
         <w:rPr>
           <w:rFonts w:ascii="Times New Roman" w:hAnsi="Times New Roman" w:cs="Times New Roman"/>
@@ -4485,6 +5547,7 @@
         </w:rPr>
         <w:t>Subjects</w:t>
       </w:r>
+      <w:proofErr w:type="spellEnd"/>
       <w:r>
         <w:rPr>
           <w:rFonts w:ascii="Times New Roman" w:hAnsi="Times New Roman" w:cs="Times New Roman"/>
@@ -4494,6 +5557,7 @@
         </w:rPr>
         <w:t>: PRIMARY KEY (</w:t>
       </w:r>
+      <w:proofErr w:type="spellStart"/>
       <w:r>
         <w:rPr>
           <w:rFonts w:ascii="Times New Roman" w:hAnsi="Times New Roman" w:cs="Times New Roman"/>
@@ -4510,7 +5574,17 @@
           <w:szCs w:val="28"/>
           <w:lang w:val="en-US"/>
         </w:rPr>
-        <w:t>ID)</w:t>
+        <w:t>ID</w:t>
+      </w:r>
+      <w:proofErr w:type="spellEnd"/>
+      <w:r>
+        <w:rPr>
+          <w:rFonts w:ascii="Times New Roman" w:hAnsi="Times New Roman" w:cs="Times New Roman"/>
+          <w:sz w:val="28"/>
+          <w:szCs w:val="28"/>
+          <w:lang w:val="en-US"/>
+        </w:rPr>
+        <w:t>)</w:t>
       </w:r>
     </w:p>
     <w:p>
@@ -4533,14 +5607,25 @@
           <w:lang w:val="en-US"/>
         </w:rPr>
       </w:pPr>
-      <w:r>
-        <w:rPr>
-          <w:rFonts w:ascii="Times New Roman" w:hAnsi="Times New Roman" w:cs="Times New Roman"/>
-          <w:sz w:val="28"/>
-          <w:szCs w:val="28"/>
-          <w:lang w:val="en-US"/>
-        </w:rPr>
-        <w:t xml:space="preserve">UQ_SubjectName: </w:t>
+      <w:proofErr w:type="spellStart"/>
+      <w:r>
+        <w:rPr>
+          <w:rFonts w:ascii="Times New Roman" w:hAnsi="Times New Roman" w:cs="Times New Roman"/>
+          <w:sz w:val="28"/>
+          <w:szCs w:val="28"/>
+          <w:lang w:val="en-US"/>
+        </w:rPr>
+        <w:t>UQ_SubjectName</w:t>
+      </w:r>
+      <w:proofErr w:type="spellEnd"/>
+      <w:r>
+        <w:rPr>
+          <w:rFonts w:ascii="Times New Roman" w:hAnsi="Times New Roman" w:cs="Times New Roman"/>
+          <w:sz w:val="28"/>
+          <w:szCs w:val="28"/>
+          <w:lang w:val="en-US"/>
+        </w:rPr>
+        <w:t xml:space="preserve">: </w:t>
       </w:r>
       <w:r>
         <w:rPr>
@@ -4622,13 +5707,41 @@
         </w:rPr>
         <w:t>G</w:t>
       </w:r>
-      <w:r>
-        <w:rPr>
-          <w:rFonts w:ascii="Times New Roman" w:hAnsi="Times New Roman" w:cs="Times New Roman"/>
-          <w:sz w:val="28"/>
-          <w:szCs w:val="28"/>
-        </w:rPr>
-        <w:t>roups – Students (Один-ко-многим)</w:t>
+      <w:proofErr w:type="spellStart"/>
+      <w:r>
+        <w:rPr>
+          <w:rFonts w:ascii="Times New Roman" w:hAnsi="Times New Roman" w:cs="Times New Roman"/>
+          <w:sz w:val="28"/>
+          <w:szCs w:val="28"/>
+        </w:rPr>
+        <w:t>roups</w:t>
+      </w:r>
+      <w:proofErr w:type="spellEnd"/>
+      <w:r>
+        <w:rPr>
+          <w:rFonts w:ascii="Times New Roman" w:hAnsi="Times New Roman" w:cs="Times New Roman"/>
+          <w:sz w:val="28"/>
+          <w:szCs w:val="28"/>
+        </w:rPr>
+        <w:t xml:space="preserve"> – </w:t>
+      </w:r>
+      <w:proofErr w:type="spellStart"/>
+      <w:r>
+        <w:rPr>
+          <w:rFonts w:ascii="Times New Roman" w:hAnsi="Times New Roman" w:cs="Times New Roman"/>
+          <w:sz w:val="28"/>
+          <w:szCs w:val="28"/>
+        </w:rPr>
+        <w:t>Students</w:t>
+      </w:r>
+      <w:proofErr w:type="spellEnd"/>
+      <w:r>
+        <w:rPr>
+          <w:rFonts w:ascii="Times New Roman" w:hAnsi="Times New Roman" w:cs="Times New Roman"/>
+          <w:sz w:val="28"/>
+          <w:szCs w:val="28"/>
+        </w:rPr>
+        <w:t xml:space="preserve"> (Один-ко-многим)</w:t>
       </w:r>
       <w:r>
         <w:rPr>
@@ -4684,6 +5797,7 @@
         </w:rPr>
         <w:t>.</w:t>
       </w:r>
+      <w:proofErr w:type="spellStart"/>
       <w:r>
         <w:rPr>
           <w:rFonts w:ascii="Times New Roman" w:hAnsi="Times New Roman" w:cs="Times New Roman"/>
@@ -4694,6 +5808,7 @@
         </w:rPr>
         <w:t>GroupID</w:t>
       </w:r>
+      <w:proofErr w:type="spellEnd"/>
       <w:r>
         <w:rPr>
           <w:rFonts w:ascii="Times New Roman" w:hAnsi="Times New Roman" w:cs="Times New Roman"/>
@@ -4719,6 +5834,7 @@
         </w:rPr>
         <w:t xml:space="preserve"> </w:t>
       </w:r>
+      <w:proofErr w:type="spellStart"/>
       <w:r>
         <w:rPr>
           <w:rFonts w:ascii="Times New Roman" w:hAnsi="Times New Roman" w:cs="Times New Roman"/>
@@ -4728,6 +5844,7 @@
         </w:rPr>
         <w:t>Groups.GroupID</w:t>
       </w:r>
+      <w:proofErr w:type="spellEnd"/>
     </w:p>
     <w:p>
       <w:pPr>
@@ -4843,6 +5960,7 @@
         </w:rPr>
         <w:t>S</w:t>
       </w:r>
+      <w:proofErr w:type="spellStart"/>
       <w:r>
         <w:rPr>
           <w:rFonts w:ascii="Times New Roman" w:hAnsi="Times New Roman" w:cs="Times New Roman"/>
@@ -4850,7 +5968,17 @@
           <w:sz w:val="28"/>
           <w:szCs w:val="28"/>
         </w:rPr>
-        <w:t>chedule.ProfessorID </w:t>
+        <w:t>chedule.ProfessorID</w:t>
+      </w:r>
+      <w:proofErr w:type="spellEnd"/>
+      <w:r>
+        <w:rPr>
+          <w:rFonts w:ascii="Times New Roman" w:hAnsi="Times New Roman" w:cs="Times New Roman"/>
+          <w:color w:val="4EA72E" w:themeColor="accent6"/>
+          <w:sz w:val="28"/>
+          <w:szCs w:val="28"/>
+        </w:rPr>
+        <w:t> </w:t>
       </w:r>
       <w:r>
         <w:rPr>
@@ -4861,6 +5989,7 @@
         </w:rPr>
         <w:t>является внешним ключом, ссылающимся на </w:t>
       </w:r>
+      <w:proofErr w:type="spellStart"/>
       <w:r>
         <w:rPr>
           <w:rFonts w:ascii="Times New Roman" w:hAnsi="Times New Roman" w:cs="Times New Roman"/>
@@ -4870,6 +5999,7 @@
         </w:rPr>
         <w:t>Professors.ProfessorID</w:t>
       </w:r>
+      <w:proofErr w:type="spellEnd"/>
     </w:p>
     <w:p>
       <w:pPr>
@@ -4899,13 +6029,41 @@
         </w:rPr>
         <w:t>Gr</w:t>
       </w:r>
-      <w:r>
-        <w:rPr>
-          <w:rFonts w:ascii="Times New Roman" w:hAnsi="Times New Roman" w:cs="Times New Roman"/>
-          <w:sz w:val="28"/>
-          <w:szCs w:val="28"/>
-        </w:rPr>
-        <w:t>oups – Schedule (Один-ко-многим)</w:t>
+      <w:proofErr w:type="spellStart"/>
+      <w:r>
+        <w:rPr>
+          <w:rFonts w:ascii="Times New Roman" w:hAnsi="Times New Roman" w:cs="Times New Roman"/>
+          <w:sz w:val="28"/>
+          <w:szCs w:val="28"/>
+        </w:rPr>
+        <w:t>oups</w:t>
+      </w:r>
+      <w:proofErr w:type="spellEnd"/>
+      <w:r>
+        <w:rPr>
+          <w:rFonts w:ascii="Times New Roman" w:hAnsi="Times New Roman" w:cs="Times New Roman"/>
+          <w:sz w:val="28"/>
+          <w:szCs w:val="28"/>
+        </w:rPr>
+        <w:t xml:space="preserve"> – </w:t>
+      </w:r>
+      <w:proofErr w:type="spellStart"/>
+      <w:r>
+        <w:rPr>
+          <w:rFonts w:ascii="Times New Roman" w:hAnsi="Times New Roman" w:cs="Times New Roman"/>
+          <w:sz w:val="28"/>
+          <w:szCs w:val="28"/>
+        </w:rPr>
+        <w:t>Schedule</w:t>
+      </w:r>
+      <w:proofErr w:type="spellEnd"/>
+      <w:r>
+        <w:rPr>
+          <w:rFonts w:ascii="Times New Roman" w:hAnsi="Times New Roman" w:cs="Times New Roman"/>
+          <w:sz w:val="28"/>
+          <w:szCs w:val="28"/>
+        </w:rPr>
+        <w:t xml:space="preserve"> (Один-ко-многим)</w:t>
       </w:r>
       <w:r>
         <w:rPr>
@@ -4960,6 +6118,7 @@
         </w:rPr>
         <w:t>S</w:t>
       </w:r>
+      <w:proofErr w:type="spellStart"/>
       <w:r>
         <w:rPr>
           <w:rFonts w:ascii="Times New Roman" w:hAnsi="Times New Roman" w:cs="Times New Roman"/>
@@ -4967,7 +6126,17 @@
           <w:sz w:val="28"/>
           <w:szCs w:val="28"/>
         </w:rPr>
-        <w:t xml:space="preserve">chedule.GroupID </w:t>
+        <w:t>chedule.GroupID</w:t>
+      </w:r>
+      <w:proofErr w:type="spellEnd"/>
+      <w:r>
+        <w:rPr>
+          <w:rFonts w:ascii="Times New Roman" w:hAnsi="Times New Roman" w:cs="Times New Roman"/>
+          <w:color w:val="4EA72E" w:themeColor="accent6"/>
+          <w:sz w:val="28"/>
+          <w:szCs w:val="28"/>
+        </w:rPr>
+        <w:t xml:space="preserve"> </w:t>
       </w:r>
       <w:r>
         <w:rPr>
@@ -4977,6 +6146,7 @@
         </w:rPr>
         <w:t xml:space="preserve">является внешним ключом, ссылающимся на </w:t>
       </w:r>
+      <w:proofErr w:type="spellStart"/>
       <w:r>
         <w:rPr>
           <w:rFonts w:ascii="Times New Roman" w:hAnsi="Times New Roman" w:cs="Times New Roman"/>
@@ -4986,6 +6156,7 @@
         </w:rPr>
         <w:t>Groups.GroupID</w:t>
       </w:r>
+      <w:proofErr w:type="spellEnd"/>
     </w:p>
     <w:p>
       <w:pPr>
@@ -5102,6 +6273,7 @@
         </w:rPr>
         <w:t>S</w:t>
       </w:r>
+      <w:proofErr w:type="spellStart"/>
       <w:r>
         <w:rPr>
           <w:rFonts w:ascii="Times New Roman" w:hAnsi="Times New Roman" w:cs="Times New Roman"/>
@@ -5111,6 +6283,7 @@
         </w:rPr>
         <w:t>chedule.SubjectID</w:t>
       </w:r>
+      <w:proofErr w:type="spellEnd"/>
       <w:r>
         <w:rPr>
           <w:rFonts w:ascii="Times New Roman" w:hAnsi="Times New Roman" w:cs="Times New Roman"/>
@@ -5136,6 +6309,7 @@
         </w:rPr>
         <w:t xml:space="preserve"> </w:t>
       </w:r>
+      <w:proofErr w:type="spellStart"/>
       <w:r>
         <w:rPr>
           <w:rFonts w:ascii="Times New Roman" w:hAnsi="Times New Roman" w:cs="Times New Roman"/>
@@ -5145,6 +6319,7 @@
         </w:rPr>
         <w:t>Subjects.SubjectID</w:t>
       </w:r>
+      <w:proofErr w:type="spellEnd"/>
     </w:p>
     <w:p>
       <w:pPr>
@@ -5261,6 +6436,7 @@
         </w:rPr>
         <w:t>G</w:t>
       </w:r>
+      <w:proofErr w:type="spellStart"/>
       <w:r>
         <w:rPr>
           <w:rFonts w:ascii="Times New Roman" w:hAnsi="Times New Roman" w:cs="Times New Roman"/>
@@ -5270,6 +6446,7 @@
         </w:rPr>
         <w:t>rades.StudentID</w:t>
       </w:r>
+      <w:proofErr w:type="spellEnd"/>
       <w:r>
         <w:rPr>
           <w:rFonts w:ascii="Times New Roman" w:hAnsi="Times New Roman" w:cs="Times New Roman"/>
@@ -5295,6 +6472,7 @@
         </w:rPr>
         <w:t xml:space="preserve"> </w:t>
       </w:r>
+      <w:proofErr w:type="spellStart"/>
       <w:r>
         <w:rPr>
           <w:rFonts w:ascii="Times New Roman" w:hAnsi="Times New Roman" w:cs="Times New Roman"/>
@@ -5304,6 +6482,7 @@
         </w:rPr>
         <w:t>Students.StudentID</w:t>
       </w:r>
+      <w:proofErr w:type="spellEnd"/>
     </w:p>
     <w:p>
       <w:pPr>
@@ -5421,6 +6600,7 @@
         </w:rPr>
         <w:t>G</w:t>
       </w:r>
+      <w:proofErr w:type="spellStart"/>
       <w:r>
         <w:rPr>
           <w:rFonts w:ascii="Times New Roman" w:hAnsi="Times New Roman" w:cs="Times New Roman"/>
@@ -5430,6 +6610,7 @@
         </w:rPr>
         <w:t>rades.SubjectID</w:t>
       </w:r>
+      <w:proofErr w:type="spellEnd"/>
       <w:r>
         <w:rPr>
           <w:rFonts w:ascii="Times New Roman" w:hAnsi="Times New Roman" w:cs="Times New Roman"/>
@@ -5455,6 +6636,7 @@
         </w:rPr>
         <w:t xml:space="preserve"> </w:t>
       </w:r>
+      <w:proofErr w:type="spellStart"/>
       <w:r>
         <w:rPr>
           <w:rFonts w:ascii="Times New Roman" w:hAnsi="Times New Roman" w:cs="Times New Roman"/>
@@ -5464,6 +6646,7 @@
         </w:rPr>
         <w:t>Subjects.SubjectID</w:t>
       </w:r>
+      <w:proofErr w:type="spellEnd"/>
     </w:p>
     <w:p>
       <w:pPr>
@@ -5493,13 +6676,41 @@
         </w:rPr>
         <w:t>St</w:t>
       </w:r>
-      <w:r>
-        <w:rPr>
-          <w:rFonts w:ascii="Times New Roman" w:hAnsi="Times New Roman" w:cs="Times New Roman"/>
-          <w:sz w:val="28"/>
-          <w:szCs w:val="28"/>
-        </w:rPr>
-        <w:t>udents – Subjects (Многие-ко-многим)</w:t>
+      <w:proofErr w:type="spellStart"/>
+      <w:r>
+        <w:rPr>
+          <w:rFonts w:ascii="Times New Roman" w:hAnsi="Times New Roman" w:cs="Times New Roman"/>
+          <w:sz w:val="28"/>
+          <w:szCs w:val="28"/>
+        </w:rPr>
+        <w:t>udents</w:t>
+      </w:r>
+      <w:proofErr w:type="spellEnd"/>
+      <w:r>
+        <w:rPr>
+          <w:rFonts w:ascii="Times New Roman" w:hAnsi="Times New Roman" w:cs="Times New Roman"/>
+          <w:sz w:val="28"/>
+          <w:szCs w:val="28"/>
+        </w:rPr>
+        <w:t xml:space="preserve"> – </w:t>
+      </w:r>
+      <w:proofErr w:type="spellStart"/>
+      <w:r>
+        <w:rPr>
+          <w:rFonts w:ascii="Times New Roman" w:hAnsi="Times New Roman" w:cs="Times New Roman"/>
+          <w:sz w:val="28"/>
+          <w:szCs w:val="28"/>
+        </w:rPr>
+        <w:t>Subjects</w:t>
+      </w:r>
+      <w:proofErr w:type="spellEnd"/>
+      <w:r>
+        <w:rPr>
+          <w:rFonts w:ascii="Times New Roman" w:hAnsi="Times New Roman" w:cs="Times New Roman"/>
+          <w:sz w:val="28"/>
+          <w:szCs w:val="28"/>
+        </w:rPr>
+        <w:t xml:space="preserve"> (Многие-ко-многим)</w:t>
       </w:r>
       <w:r>
         <w:rPr>
@@ -5609,6 +6820,7 @@
         </w:rPr>
         <w:t xml:space="preserve"> </w:t>
       </w:r>
+      <w:proofErr w:type="spellStart"/>
       <w:r>
         <w:rPr>
           <w:rFonts w:ascii="Times New Roman" w:hAnsi="Times New Roman" w:cs="Times New Roman"/>
@@ -5618,6 +6830,7 @@
         </w:rPr>
         <w:t>Grades</w:t>
       </w:r>
+      <w:proofErr w:type="spellEnd"/>
       <w:r>
         <w:rPr>
           <w:rFonts w:ascii="Times New Roman" w:hAnsi="Times New Roman" w:cs="Times New Roman"/>
@@ -5642,6 +6855,7 @@
         </w:rPr>
         <w:t xml:space="preserve"> </w:t>
       </w:r>
+      <w:proofErr w:type="spellStart"/>
       <w:r>
         <w:rPr>
           <w:rFonts w:ascii="Times New Roman" w:hAnsi="Times New Roman" w:cs="Times New Roman"/>
@@ -5651,6 +6865,7 @@
         </w:rPr>
         <w:t>StudentID</w:t>
       </w:r>
+      <w:proofErr w:type="spellEnd"/>
       <w:r>
         <w:rPr>
           <w:rFonts w:ascii="Times New Roman" w:hAnsi="Times New Roman" w:cs="Times New Roman"/>
@@ -5675,6 +6890,7 @@
         </w:rPr>
         <w:t xml:space="preserve"> </w:t>
       </w:r>
+      <w:proofErr w:type="spellStart"/>
       <w:r>
         <w:rPr>
           <w:rFonts w:ascii="Times New Roman" w:hAnsi="Times New Roman" w:cs="Times New Roman"/>
@@ -5684,6 +6900,7 @@
         </w:rPr>
         <w:t>SubjectID</w:t>
       </w:r>
+      <w:proofErr w:type="spellEnd"/>
       <w:r>
         <w:rPr>
           <w:rFonts w:ascii="Times New Roman" w:hAnsi="Times New Roman" w:cs="Times New Roman"/>
@@ -5716,7 +6933,6 @@
           <w:bCs/>
           <w:sz w:val="28"/>
           <w:szCs w:val="28"/>
-          <w:lang w:val="en-US"/>
         </w:rPr>
       </w:pPr>
       <w:r>
@@ -5739,6 +6955,88 @@
           <w:szCs w:val="28"/>
         </w:rPr>
         <w:t>диаграмма</w:t>
+      </w:r>
+    </w:p>
+    <w:p>
+      <w:pPr>
+        <w:pStyle w:val="a7"/>
+        <w:tabs>
+          <w:tab w:val="left" w:pos="1418"/>
+        </w:tabs>
+        <w:spacing w:after="0" w:line="240" w:lineRule="auto"/>
+        <w:ind w:left="0"/>
+        <w:jc w:val="center"/>
+        <w:rPr>
+          <w:rFonts w:ascii="Times New Roman" w:hAnsi="Times New Roman" w:cs="Times New Roman"/>
+          <w:sz w:val="28"/>
+          <w:szCs w:val="28"/>
+        </w:rPr>
+      </w:pPr>
+    </w:p>
+    <w:p>
+      <w:pPr>
+        <w:pStyle w:val="a7"/>
+        <w:tabs>
+          <w:tab w:val="left" w:pos="1418"/>
+        </w:tabs>
+        <w:spacing w:after="0" w:line="240" w:lineRule="auto"/>
+        <w:ind w:left="0"/>
+        <w:jc w:val="center"/>
+        <w:rPr>
+          <w:rFonts w:ascii="Times New Roman" w:hAnsi="Times New Roman" w:cs="Times New Roman"/>
+          <w:sz w:val="28"/>
+          <w:szCs w:val="28"/>
+        </w:rPr>
+      </w:pPr>
+      <w:r>
+        <w:rPr>
+          <w:rFonts w:ascii="Times New Roman" w:hAnsi="Times New Roman" w:cs="Times New Roman"/>
+          <w:noProof/>
+          <w:sz w:val="28"/>
+          <w:szCs w:val="28"/>
+          <w:lang w:val="en-US"/>
+        </w:rPr>
+        <w:drawing>
+          <wp:inline distT="0" distB="0" distL="0" distR="0" wp14:anchorId="541A4725" wp14:editId="4EF42FA1">
+            <wp:extent cx="5958840" cy="3656420"/>
+            <wp:effectExtent l="0" t="0" r="3810" b="1270"/>
+            <wp:docPr id="1" name="Рисунок 1"/>
+            <wp:cNvGraphicFramePr>
+              <a:graphicFrameLocks xmlns:a="http://schemas.openxmlformats.org/drawingml/2006/main" noChangeAspect="1"/>
+            </wp:cNvGraphicFramePr>
+            <a:graphic xmlns:a="http://schemas.openxmlformats.org/drawingml/2006/main">
+              <a:graphicData uri="http://schemas.openxmlformats.org/drawingml/2006/picture">
+                <pic:pic xmlns:pic="http://schemas.openxmlformats.org/drawingml/2006/picture">
+                  <pic:nvPicPr>
+                    <pic:cNvPr id="1" name="Рисунок 1"/>
+                    <pic:cNvPicPr/>
+                  </pic:nvPicPr>
+                  <pic:blipFill>
+                    <a:blip r:embed="rId5">
+                      <a:extLst>
+                        <a:ext uri="{28A0092B-C50C-407E-A947-70E740481C1C}">
+                          <a14:useLocalDpi xmlns:a14="http://schemas.microsoft.com/office/drawing/2010/main" val="0"/>
+                        </a:ext>
+                      </a:extLst>
+                    </a:blip>
+                    <a:stretch>
+                      <a:fillRect/>
+                    </a:stretch>
+                  </pic:blipFill>
+                  <pic:spPr>
+                    <a:xfrm>
+                      <a:off x="0" y="0"/>
+                      <a:ext cx="5960491" cy="3657433"/>
+                    </a:xfrm>
+                    <a:prstGeom prst="rect">
+                      <a:avLst/>
+                    </a:prstGeom>
+                  </pic:spPr>
+                </pic:pic>
+              </a:graphicData>
+            </a:graphic>
+          </wp:inline>
+        </w:drawing>
       </w:r>
     </w:p>
     <w:sectPr>

--- a/report_2.docx
+++ b/report_2.docx
@@ -5174,16 +5174,7 @@
           <w:szCs w:val="28"/>
           <w:lang w:val="en-US"/>
         </w:rPr>
-        <w:t>Table name:</w:t>
-      </w:r>
-      <w:r>
-        <w:rPr>
-          <w:rFonts w:ascii="Times New Roman" w:hAnsi="Times New Roman" w:cs="Times New Roman"/>
-          <w:sz w:val="28"/>
-          <w:szCs w:val="28"/>
-          <w:lang w:val="en-US"/>
-        </w:rPr>
-        <w:t xml:space="preserve"> Subjects</w:t>
+        <w:t>Table name: Subjects</w:t>
       </w:r>
     </w:p>
     <w:p>
@@ -5317,16 +5308,7 @@
           <w:szCs w:val="28"/>
           <w:lang w:val="en-US"/>
         </w:rPr>
-        <w:t>Subject</w:t>
-      </w:r>
-      <w:r>
-        <w:rPr>
-          <w:rFonts w:ascii="Times New Roman" w:hAnsi="Times New Roman" w:cs="Times New Roman"/>
-          <w:sz w:val="28"/>
-          <w:szCs w:val="28"/>
-          <w:lang w:val="en-US"/>
-        </w:rPr>
-        <w:t>ID</w:t>
+        <w:t>SubjectID</w:t>
       </w:r>
       <w:proofErr w:type="spellEnd"/>
       <w:r>
@@ -5364,16 +5346,7 @@
           <w:szCs w:val="28"/>
           <w:lang w:val="en-US"/>
         </w:rPr>
-        <w:t>Subject</w:t>
-      </w:r>
-      <w:r>
-        <w:rPr>
-          <w:rFonts w:ascii="Times New Roman" w:hAnsi="Times New Roman" w:cs="Times New Roman"/>
-          <w:sz w:val="28"/>
-          <w:szCs w:val="28"/>
-          <w:lang w:val="en-US"/>
-        </w:rPr>
-        <w:t>Name</w:t>
+        <w:t>SubjectName</w:t>
       </w:r>
       <w:proofErr w:type="spellEnd"/>
       <w:r>
@@ -5457,25 +5430,7 @@
           <w:szCs w:val="28"/>
           <w:lang w:val="en-US"/>
         </w:rPr>
-        <w:t>Description</w:t>
-      </w:r>
-      <w:r>
-        <w:rPr>
-          <w:rFonts w:ascii="Times New Roman" w:hAnsi="Times New Roman" w:cs="Times New Roman"/>
-          <w:sz w:val="28"/>
-          <w:szCs w:val="28"/>
-          <w:lang w:val="en-US"/>
-        </w:rPr>
-        <w:t xml:space="preserve">: </w:t>
-      </w:r>
-      <w:r>
-        <w:rPr>
-          <w:rFonts w:ascii="Times New Roman" w:hAnsi="Times New Roman" w:cs="Times New Roman"/>
-          <w:sz w:val="28"/>
-          <w:szCs w:val="28"/>
-          <w:lang w:val="en-US"/>
-        </w:rPr>
-        <w:t>TEXT</w:t>
+        <w:t>Description: TEXT</w:t>
       </w:r>
     </w:p>
     <w:p>
@@ -5536,16 +5491,7 @@
           <w:szCs w:val="28"/>
           <w:lang w:val="en-US"/>
         </w:rPr>
-        <w:t>PK_</w:t>
-      </w:r>
-      <w:r>
-        <w:rPr>
-          <w:rFonts w:ascii="Times New Roman" w:hAnsi="Times New Roman" w:cs="Times New Roman"/>
-          <w:sz w:val="28"/>
-          <w:szCs w:val="28"/>
-          <w:lang w:val="en-US"/>
-        </w:rPr>
-        <w:t>Subjects</w:t>
+        <w:t>PK_Subjects</w:t>
       </w:r>
       <w:proofErr w:type="spellEnd"/>
       <w:r>
@@ -5565,16 +5511,7 @@
           <w:szCs w:val="28"/>
           <w:lang w:val="en-US"/>
         </w:rPr>
-        <w:t>Subject</w:t>
-      </w:r>
-      <w:r>
-        <w:rPr>
-          <w:rFonts w:ascii="Times New Roman" w:hAnsi="Times New Roman" w:cs="Times New Roman"/>
-          <w:sz w:val="28"/>
-          <w:szCs w:val="28"/>
-          <w:lang w:val="en-US"/>
-        </w:rPr>
-        <w:t>ID</w:t>
+        <w:t>SubjectID</w:t>
       </w:r>
       <w:proofErr w:type="spellEnd"/>
       <w:r>
@@ -5741,15 +5678,7 @@
           <w:sz w:val="28"/>
           <w:szCs w:val="28"/>
         </w:rPr>
-        <w:t xml:space="preserve"> (Один-ко-многим)</w:t>
-      </w:r>
-      <w:r>
-        <w:rPr>
-          <w:rFonts w:ascii="Times New Roman" w:hAnsi="Times New Roman" w:cs="Times New Roman"/>
-          <w:sz w:val="28"/>
-          <w:szCs w:val="28"/>
-        </w:rPr>
-        <w:t xml:space="preserve">: </w:t>
+        <w:t xml:space="preserve"> (Один-ко-многим): </w:t>
       </w:r>
       <w:r>
         <w:rPr>
@@ -5824,15 +5753,7 @@
           <w:sz w:val="28"/>
           <w:szCs w:val="28"/>
         </w:rPr>
-        <w:t>является внешним ключом, ссылающимся на</w:t>
-      </w:r>
-      <w:r>
-        <w:rPr>
-          <w:rFonts w:ascii="Times New Roman" w:hAnsi="Times New Roman" w:cs="Times New Roman"/>
-          <w:sz w:val="28"/>
-          <w:szCs w:val="28"/>
-        </w:rPr>
-        <w:t xml:space="preserve"> </w:t>
+        <w:t xml:space="preserve">является внешним ключом, ссылающимся на </w:t>
       </w:r>
       <w:proofErr w:type="spellStart"/>
       <w:r>
@@ -5880,15 +5801,7 @@
           <w:sz w:val="28"/>
           <w:szCs w:val="28"/>
         </w:rPr>
-        <w:t xml:space="preserve"> </w:t>
-      </w:r>
-      <w:r>
-        <w:rPr>
-          <w:rFonts w:ascii="Times New Roman" w:hAnsi="Times New Roman" w:cs="Times New Roman"/>
-          <w:sz w:val="28"/>
-          <w:szCs w:val="28"/>
-        </w:rPr>
-        <w:t xml:space="preserve">– </w:t>
+        <w:t xml:space="preserve"> – </w:t>
       </w:r>
       <w:r>
         <w:rPr>
@@ -5905,15 +5818,7 @@
           <w:sz w:val="28"/>
           <w:szCs w:val="28"/>
         </w:rPr>
-        <w:t xml:space="preserve"> (Один-ко-многим)</w:t>
-      </w:r>
-      <w:r>
-        <w:rPr>
-          <w:rFonts w:ascii="Times New Roman" w:hAnsi="Times New Roman" w:cs="Times New Roman"/>
-          <w:sz w:val="28"/>
-          <w:szCs w:val="28"/>
-        </w:rPr>
-        <w:t xml:space="preserve">: </w:t>
+        <w:t xml:space="preserve"> (Один-ко-многим): </w:t>
       </w:r>
       <w:r>
         <w:rPr>
@@ -6063,15 +5968,7 @@
           <w:sz w:val="28"/>
           <w:szCs w:val="28"/>
         </w:rPr>
-        <w:t xml:space="preserve"> (Один-ко-многим)</w:t>
-      </w:r>
-      <w:r>
-        <w:rPr>
-          <w:rFonts w:ascii="Times New Roman" w:hAnsi="Times New Roman" w:cs="Times New Roman"/>
-          <w:sz w:val="28"/>
-          <w:szCs w:val="28"/>
-        </w:rPr>
-        <w:t xml:space="preserve">: </w:t>
+        <w:t xml:space="preserve"> (Один-ко-многим): </w:t>
       </w:r>
       <w:r>
         <w:rPr>
@@ -6184,16 +6081,7 @@
           <w:szCs w:val="28"/>
           <w:lang w:val="en-US"/>
         </w:rPr>
-        <w:t>S</w:t>
-      </w:r>
-      <w:r>
-        <w:rPr>
-          <w:rFonts w:ascii="Times New Roman" w:hAnsi="Times New Roman" w:cs="Times New Roman"/>
-          <w:sz w:val="28"/>
-          <w:szCs w:val="28"/>
-          <w:lang w:val="en-US"/>
-        </w:rPr>
-        <w:t>ubjects</w:t>
+        <w:t>Subjects</w:t>
       </w:r>
       <w:r>
         <w:rPr>
@@ -6218,15 +6106,7 @@
           <w:sz w:val="28"/>
           <w:szCs w:val="28"/>
         </w:rPr>
-        <w:t xml:space="preserve"> (Один-ко-многим)</w:t>
-      </w:r>
-      <w:r>
-        <w:rPr>
-          <w:rFonts w:ascii="Times New Roman" w:hAnsi="Times New Roman" w:cs="Times New Roman"/>
-          <w:sz w:val="28"/>
-          <w:szCs w:val="28"/>
-        </w:rPr>
-        <w:t xml:space="preserve">: </w:t>
+        <w:t xml:space="preserve"> (Один-ко-многим): </w:t>
       </w:r>
       <w:r>
         <w:rPr>
@@ -6299,15 +6179,7 @@
           <w:sz w:val="28"/>
           <w:szCs w:val="28"/>
         </w:rPr>
-        <w:t>является внешним ключом, ссылающимся на</w:t>
-      </w:r>
-      <w:r>
-        <w:rPr>
-          <w:rFonts w:ascii="Times New Roman" w:hAnsi="Times New Roman" w:cs="Times New Roman"/>
-          <w:sz w:val="28"/>
-          <w:szCs w:val="28"/>
-        </w:rPr>
-        <w:t xml:space="preserve"> </w:t>
+        <w:t xml:space="preserve">является внешним ключом, ссылающимся на </w:t>
       </w:r>
       <w:proofErr w:type="spellStart"/>
       <w:r>
@@ -6347,16 +6219,7 @@
           <w:szCs w:val="28"/>
           <w:lang w:val="en-US"/>
         </w:rPr>
-        <w:t>S</w:t>
-      </w:r>
-      <w:r>
-        <w:rPr>
-          <w:rFonts w:ascii="Times New Roman" w:hAnsi="Times New Roman" w:cs="Times New Roman"/>
-          <w:sz w:val="28"/>
-          <w:szCs w:val="28"/>
-          <w:lang w:val="en-US"/>
-        </w:rPr>
-        <w:t>tudents</w:t>
+        <w:t>Students</w:t>
       </w:r>
       <w:r>
         <w:rPr>
@@ -6381,15 +6244,7 @@
           <w:sz w:val="28"/>
           <w:szCs w:val="28"/>
         </w:rPr>
-        <w:t xml:space="preserve"> (Один-ко-многим)</w:t>
-      </w:r>
-      <w:r>
-        <w:rPr>
-          <w:rFonts w:ascii="Times New Roman" w:hAnsi="Times New Roman" w:cs="Times New Roman"/>
-          <w:sz w:val="28"/>
-          <w:szCs w:val="28"/>
-        </w:rPr>
-        <w:t xml:space="preserve">: </w:t>
+        <w:t xml:space="preserve"> (Один-ко-многим): </w:t>
       </w:r>
       <w:r>
         <w:rPr>
@@ -6462,15 +6317,7 @@
           <w:sz w:val="28"/>
           <w:szCs w:val="28"/>
         </w:rPr>
-        <w:t>является внешним ключом, ссылающимся на</w:t>
-      </w:r>
-      <w:r>
-        <w:rPr>
-          <w:rFonts w:ascii="Times New Roman" w:hAnsi="Times New Roman" w:cs="Times New Roman"/>
-          <w:sz w:val="28"/>
-          <w:szCs w:val="28"/>
-        </w:rPr>
-        <w:t xml:space="preserve"> </w:t>
+        <w:t xml:space="preserve">является внешним ключом, ссылающимся на </w:t>
       </w:r>
       <w:proofErr w:type="spellStart"/>
       <w:r>
@@ -6511,16 +6358,7 @@
           <w:lang w:val="en-US"/>
         </w:rPr>
         <w:lastRenderedPageBreak/>
-        <w:t>S</w:t>
-      </w:r>
-      <w:r>
-        <w:rPr>
-          <w:rFonts w:ascii="Times New Roman" w:hAnsi="Times New Roman" w:cs="Times New Roman"/>
-          <w:sz w:val="28"/>
-          <w:szCs w:val="28"/>
-          <w:lang w:val="en-US"/>
-        </w:rPr>
-        <w:t>ubjects</w:t>
+        <w:t>Subjects</w:t>
       </w:r>
       <w:r>
         <w:rPr>
@@ -6545,15 +6383,7 @@
           <w:sz w:val="28"/>
           <w:szCs w:val="28"/>
         </w:rPr>
-        <w:t xml:space="preserve"> (Один-ко-многим)</w:t>
-      </w:r>
-      <w:r>
-        <w:rPr>
-          <w:rFonts w:ascii="Times New Roman" w:hAnsi="Times New Roman" w:cs="Times New Roman"/>
-          <w:sz w:val="28"/>
-          <w:szCs w:val="28"/>
-        </w:rPr>
-        <w:t xml:space="preserve">: </w:t>
+        <w:t xml:space="preserve"> (Один-ко-многим): </w:t>
       </w:r>
       <w:r>
         <w:rPr>
@@ -6626,15 +6456,7 @@
           <w:sz w:val="28"/>
           <w:szCs w:val="28"/>
         </w:rPr>
-        <w:t>является внешним ключом, ссылающимся на</w:t>
-      </w:r>
-      <w:r>
-        <w:rPr>
-          <w:rFonts w:ascii="Times New Roman" w:hAnsi="Times New Roman" w:cs="Times New Roman"/>
-          <w:sz w:val="28"/>
-          <w:szCs w:val="28"/>
-        </w:rPr>
-        <w:t xml:space="preserve"> </w:t>
+        <w:t xml:space="preserve">является внешним ключом, ссылающимся на </w:t>
       </w:r>
       <w:proofErr w:type="spellStart"/>
       <w:r>
@@ -6710,31 +6532,7 @@
           <w:sz w:val="28"/>
           <w:szCs w:val="28"/>
         </w:rPr>
-        <w:t xml:space="preserve"> (Многие-ко-многим)</w:t>
-      </w:r>
-      <w:r>
-        <w:rPr>
-          <w:rFonts w:ascii="Times New Roman" w:hAnsi="Times New Roman" w:cs="Times New Roman"/>
-          <w:sz w:val="28"/>
-          <w:szCs w:val="28"/>
-        </w:rPr>
-        <w:t xml:space="preserve"> </w:t>
-      </w:r>
-      <w:r>
-        <w:rPr>
-          <w:rFonts w:ascii="Times New Roman" w:hAnsi="Times New Roman" w:cs="Times New Roman"/>
-          <w:sz w:val="28"/>
-          <w:szCs w:val="28"/>
-        </w:rPr>
-        <w:t>–</w:t>
-      </w:r>
-      <w:r>
-        <w:rPr>
-          <w:rFonts w:ascii="Times New Roman" w:hAnsi="Times New Roman" w:cs="Times New Roman"/>
-          <w:sz w:val="28"/>
-          <w:szCs w:val="28"/>
-        </w:rPr>
-        <w:t xml:space="preserve"> </w:t>
+        <w:t xml:space="preserve"> (Многие-ко-многим) – </w:t>
       </w:r>
       <w:r>
         <w:rPr>
@@ -6994,13 +6792,12 @@
           <w:noProof/>
           <w:sz w:val="28"/>
           <w:szCs w:val="28"/>
-          <w:lang w:val="en-US"/>
         </w:rPr>
         <w:drawing>
-          <wp:inline distT="0" distB="0" distL="0" distR="0" wp14:anchorId="541A4725" wp14:editId="4EF42FA1">
-            <wp:extent cx="5958840" cy="3656420"/>
-            <wp:effectExtent l="0" t="0" r="3810" b="1270"/>
-            <wp:docPr id="1" name="Рисунок 1"/>
+          <wp:inline distT="0" distB="0" distL="0" distR="0" wp14:anchorId="342F6EDE" wp14:editId="03F46E72">
+            <wp:extent cx="6120130" cy="3755390"/>
+            <wp:effectExtent l="0" t="0" r="0" b="0"/>
+            <wp:docPr id="2" name="Рисунок 2"/>
             <wp:cNvGraphicFramePr>
               <a:graphicFrameLocks xmlns:a="http://schemas.openxmlformats.org/drawingml/2006/main" noChangeAspect="1"/>
             </wp:cNvGraphicFramePr>
@@ -7008,7 +6805,7 @@
               <a:graphicData uri="http://schemas.openxmlformats.org/drawingml/2006/picture">
                 <pic:pic xmlns:pic="http://schemas.openxmlformats.org/drawingml/2006/picture">
                   <pic:nvPicPr>
-                    <pic:cNvPr id="1" name="Рисунок 1"/>
+                    <pic:cNvPr id="2" name="Рисунок 2"/>
                     <pic:cNvPicPr/>
                   </pic:nvPicPr>
                   <pic:blipFill>
@@ -7026,7 +6823,7 @@
                   <pic:spPr>
                     <a:xfrm>
                       <a:off x="0" y="0"/>
-                      <a:ext cx="5960491" cy="3657433"/>
+                      <a:ext cx="6120130" cy="3755390"/>
                     </a:xfrm>
                     <a:prstGeom prst="rect">
                       <a:avLst/>
@@ -8046,6 +7843,7 @@
   <w:style w:type="character" w:default="1" w:styleId="a0">
     <w:name w:val="Default Paragraph Font"/>
     <w:uiPriority w:val="1"/>
+    <w:semiHidden/>
     <w:unhideWhenUsed/>
   </w:style>
   <w:style w:type="table" w:default="1" w:styleId="a1">
